--- a/docs/content/wrangling_data/wrangling_data_activity.docx
+++ b/docs/content/wrangling_data/wrangling_data_activity.docx
@@ -751,28 +751,40 @@
       </w:r>
     </w:p>
     <w:bookmarkEnd w:id="12"/>
-    <w:bookmarkStart w:id="13" w:name="part-3-select-picking-columns"/>
+    <w:bookmarkStart w:id="13" w:name="part-2b-filter-or-in-and-missing-values"/>
     <w:p>
       <w:pPr>
         <w:pStyle w:val="Heading1"/>
       </w:pPr>
       <w:r>
-        <w:t xml:space="preserve">Part 3 ·</w:t>
-      </w:r>
-      <w:r>
-        <w:t xml:space="preserve"> </w:t>
-      </w:r>
-      <w:r>
-        <w:rPr>
-          <w:rStyle w:val="VerbatimChar"/>
-        </w:rPr>
-        <w:t xml:space="preserve">select()</w:t>
-      </w:r>
-      <w:r>
-        <w:t xml:space="preserve"> </w:t>
-      </w:r>
-      <w:r>
-        <w:t xml:space="preserve">— picking columns</w:t>
+        <w:t xml:space="preserve">Part 2b ·</w:t>
+      </w:r>
+      <w:r>
+        <w:t xml:space="preserve"> </w:t>
+      </w:r>
+      <w:r>
+        <w:rPr>
+          <w:rStyle w:val="VerbatimChar"/>
+        </w:rPr>
+        <w:t xml:space="preserve">filter()</w:t>
+      </w:r>
+      <w:r>
+        <w:t xml:space="preserve"> </w:t>
+      </w:r>
+      <w:r>
+        <w:t xml:space="preserve">— OR,</w:t>
+      </w:r>
+      <w:r>
+        <w:t xml:space="preserve"> </w:t>
+      </w:r>
+      <w:r>
+        <w:rPr>
+          <w:rStyle w:val="VerbatimChar"/>
+        </w:rPr>
+        <w:t xml:space="preserve">%in%</w:t>
+      </w:r>
+      <w:r>
+        <w:t xml:space="preserve">, and missing values</w:t>
       </w:r>
     </w:p>
     <w:p>
@@ -793,6 +805,15 @@
       </w:pPr>
       <w:r>
         <w:rPr>
+          <w:rStyle w:val="CommentTok"/>
+        </w:rPr>
+        <w:t xml:space="preserve"># OR: lee side, OR any exceptionally long needle</w:t>
+      </w:r>
+      <w:r>
+        <w:br/>
+      </w:r>
+      <w:r>
+        <w:rPr>
           <w:rStyle w:val="NormalTok"/>
         </w:rPr>
         <w:t xml:space="preserve">pine_csv_df </w:t>
@@ -813,18 +834,99 @@
         <w:rPr>
           <w:rStyle w:val="FunctionTok"/>
         </w:rPr>
-        <w:t xml:space="preserve">select</w:t>
-      </w:r>
-      <w:r>
-        <w:rPr>
-          <w:rStyle w:val="NormalTok"/>
-        </w:rPr>
-        <w:t xml:space="preserve">(n_s, length_mm) </w:t>
+        <w:t xml:space="preserve">filter</w:t>
+      </w:r>
+      <w:r>
+        <w:rPr>
+          <w:rStyle w:val="NormalTok"/>
+        </w:rPr>
+        <w:t xml:space="preserve">(n_s </w:t>
       </w:r>
       <w:r>
         <w:rPr>
           <w:rStyle w:val="SpecialCharTok"/>
         </w:rPr>
+        <w:t xml:space="preserve">==</w:t>
+      </w:r>
+      <w:r>
+        <w:rPr>
+          <w:rStyle w:val="NormalTok"/>
+        </w:rPr>
+        <w:t xml:space="preserve"> </w:t>
+      </w:r>
+      <w:r>
+        <w:rPr>
+          <w:rStyle w:val="StringTok"/>
+        </w:rPr>
+        <w:t xml:space="preserve">"n"</w:t>
+      </w:r>
+      <w:r>
+        <w:rPr>
+          <w:rStyle w:val="NormalTok"/>
+        </w:rPr>
+        <w:t xml:space="preserve"> </w:t>
+      </w:r>
+      <w:r>
+        <w:rPr>
+          <w:rStyle w:val="SpecialCharTok"/>
+        </w:rPr>
+        <w:t xml:space="preserve">|</w:t>
+      </w:r>
+      <w:r>
+        <w:rPr>
+          <w:rStyle w:val="NormalTok"/>
+        </w:rPr>
+        <w:t xml:space="preserve"> length_mm </w:t>
+      </w:r>
+      <w:r>
+        <w:rPr>
+          <w:rStyle w:val="SpecialCharTok"/>
+        </w:rPr>
+        <w:t xml:space="preserve">&gt;</w:t>
+      </w:r>
+      <w:r>
+        <w:rPr>
+          <w:rStyle w:val="NormalTok"/>
+        </w:rPr>
+        <w:t xml:space="preserve"> </w:t>
+      </w:r>
+      <w:r>
+        <w:rPr>
+          <w:rStyle w:val="DecValTok"/>
+        </w:rPr>
+        <w:t xml:space="preserve">22</w:t>
+      </w:r>
+      <w:r>
+        <w:rPr>
+          <w:rStyle w:val="NormalTok"/>
+        </w:rPr>
+        <w:t xml:space="preserve">)</w:t>
+      </w:r>
+      <w:r>
+        <w:br/>
+      </w:r>
+      <w:r>
+        <w:br/>
+      </w:r>
+      <w:r>
+        <w:rPr>
+          <w:rStyle w:val="CommentTok"/>
+        </w:rPr>
+        <w:t xml:space="preserve"># %in%: match one of several named teams</w:t>
+      </w:r>
+      <w:r>
+        <w:br/>
+      </w:r>
+      <w:r>
+        <w:rPr>
+          <w:rStyle w:val="NormalTok"/>
+        </w:rPr>
+        <w:t xml:space="preserve">pine_csv_df </w:t>
+      </w:r>
+      <w:r>
+        <w:rPr>
+          <w:rStyle w:val="SpecialCharTok"/>
+        </w:rPr>
         <w:t xml:space="preserve">|&gt;</w:t>
       </w:r>
       <w:r>
@@ -837,28 +939,19 @@
         <w:rPr>
           <w:rStyle w:val="FunctionTok"/>
         </w:rPr>
-        <w:t xml:space="preserve">head</w:t>
-      </w:r>
-      <w:r>
-        <w:rPr>
-          <w:rStyle w:val="NormalTok"/>
-        </w:rPr>
-        <w:t xml:space="preserve">()</w:t>
-      </w:r>
-      <w:r>
-        <w:br/>
-      </w:r>
-      <w:r>
-        <w:rPr>
-          <w:rStyle w:val="NormalTok"/>
-        </w:rPr>
-        <w:t xml:space="preserve">pine_csv_df </w:t>
+        <w:t xml:space="preserve">filter</w:t>
+      </w:r>
+      <w:r>
+        <w:rPr>
+          <w:rStyle w:val="NormalTok"/>
+        </w:rPr>
+        <w:t xml:space="preserve">(group </w:t>
       </w:r>
       <w:r>
         <w:rPr>
           <w:rStyle w:val="SpecialCharTok"/>
         </w:rPr>
-        <w:t xml:space="preserve">|&gt;</w:t>
+        <w:t xml:space="preserve">%in%</w:t>
       </w:r>
       <w:r>
         <w:rPr>
@@ -870,7 +963,7 @@
         <w:rPr>
           <w:rStyle w:val="FunctionTok"/>
         </w:rPr>
-        <w:t xml:space="preserve">select</w:t>
+        <w:t xml:space="preserve">c</w:t>
       </w:r>
       <w:r>
         <w:rPr>
@@ -880,39 +973,27 @@
       </w:r>
       <w:r>
         <w:rPr>
-          <w:rStyle w:val="SpecialCharTok"/>
-        </w:rPr>
-        <w:t xml:space="preserve">-</w:t>
-      </w:r>
-      <w:r>
-        <w:rPr>
-          <w:rStyle w:val="NormalTok"/>
-        </w:rPr>
-        <w:t xml:space="preserve">date) </w:t>
-      </w:r>
-      <w:r>
-        <w:rPr>
-          <w:rStyle w:val="SpecialCharTok"/>
-        </w:rPr>
-        <w:t xml:space="preserve">|&gt;</w:t>
-      </w:r>
-      <w:r>
-        <w:rPr>
-          <w:rStyle w:val="NormalTok"/>
-        </w:rPr>
-        <w:t xml:space="preserve"> </w:t>
-      </w:r>
-      <w:r>
-        <w:rPr>
-          <w:rStyle w:val="FunctionTok"/>
-        </w:rPr>
-        <w:t xml:space="preserve">head</w:t>
-      </w:r>
-      <w:r>
-        <w:rPr>
-          <w:rStyle w:val="NormalTok"/>
-        </w:rPr>
-        <w:t xml:space="preserve">()</w:t>
+          <w:rStyle w:val="StringTok"/>
+        </w:rPr>
+        <w:t xml:space="preserve">"cephalopods"</w:t>
+      </w:r>
+      <w:r>
+        <w:rPr>
+          <w:rStyle w:val="NormalTok"/>
+        </w:rPr>
+        <w:t xml:space="preserve">, </w:t>
+      </w:r>
+      <w:r>
+        <w:rPr>
+          <w:rStyle w:val="StringTok"/>
+        </w:rPr>
+        <w:t xml:space="preserve">"salmon"</w:t>
+      </w:r>
+      <w:r>
+        <w:rPr>
+          <w:rStyle w:val="NormalTok"/>
+        </w:rPr>
+        <w:t xml:space="preserve">))</w:t>
       </w:r>
     </w:p>
     <w:p>
@@ -936,6 +1017,388 @@
         <w:t xml:space="preserve"> </w:t>
       </w:r>
       <w:r>
+        <w:t xml:space="preserve">Rewrite the</w:t>
+      </w:r>
+      <w:r>
+        <w:t xml:space="preserve"> </w:t>
+      </w:r>
+      <w:r>
+        <w:rPr>
+          <w:rStyle w:val="VerbatimChar"/>
+        </w:rPr>
+        <w:t xml:space="preserve">%in%</w:t>
+      </w:r>
+      <w:r>
+        <w:t xml:space="preserve"> </w:t>
+      </w:r>
+      <w:r>
+        <w:t xml:space="preserve">line above as a chain of</w:t>
+      </w:r>
+      <w:r>
+        <w:t xml:space="preserve"> </w:t>
+      </w:r>
+      <w:r>
+        <w:rPr>
+          <w:rStyle w:val="VerbatimChar"/>
+        </w:rPr>
+        <w:t xml:space="preserve">|</w:t>
+      </w:r>
+      <w:r>
+        <w:t xml:space="preserve"> </w:t>
+      </w:r>
+      <w:r>
+        <w:t xml:space="preserve">conditions instead — same result, longer code.</w:t>
+      </w:r>
+    </w:p>
+    <w:p>
+      <w:pPr>
+        <w:pStyle w:val="SourceCode"/>
+      </w:pPr>
+      <w:r>
+        <w:rPr>
+          <w:rStyle w:val="CommentTok"/>
+        </w:rPr>
+        <w:t xml:space="preserve"># Write your code here:</w:t>
+      </w:r>
+    </w:p>
+    <w:p>
+      <w:pPr>
+        <w:pStyle w:val="FirstParagraph"/>
+      </w:pPr>
+      <w:r>
+        <w:rPr>
+          <w:b/>
+          <w:bCs/>
+        </w:rPr>
+        <w:t xml:space="preserve">▶ Run this:</w:t>
+      </w:r>
+    </w:p>
+    <w:p>
+      <w:pPr>
+        <w:pStyle w:val="SourceCode"/>
+      </w:pPr>
+      <w:r>
+        <w:rPr>
+          <w:rStyle w:val="NormalTok"/>
+        </w:rPr>
+        <w:t xml:space="preserve">survey_df </w:t>
+      </w:r>
+      <w:r>
+        <w:rPr>
+          <w:rStyle w:val="OtherTok"/>
+        </w:rPr>
+        <w:t xml:space="preserve">&lt;-</w:t>
+      </w:r>
+      <w:r>
+        <w:rPr>
+          <w:rStyle w:val="NormalTok"/>
+        </w:rPr>
+        <w:t xml:space="preserve"> </w:t>
+      </w:r>
+      <w:r>
+        <w:rPr>
+          <w:rStyle w:val="FunctionTok"/>
+        </w:rPr>
+        <w:t xml:space="preserve">tibble</w:t>
+      </w:r>
+      <w:r>
+        <w:rPr>
+          <w:rStyle w:val="NormalTok"/>
+        </w:rPr>
+        <w:t xml:space="preserve">(</w:t>
+      </w:r>
+      <w:r>
+        <w:br/>
+      </w:r>
+      <w:r>
+        <w:rPr>
+          <w:rStyle w:val="NormalTok"/>
+        </w:rPr>
+        <w:t xml:space="preserve">  </w:t>
+      </w:r>
+      <w:r>
+        <w:rPr>
+          <w:rStyle w:val="AttributeTok"/>
+        </w:rPr>
+        <w:t xml:space="preserve">site  =</w:t>
+      </w:r>
+      <w:r>
+        <w:rPr>
+          <w:rStyle w:val="NormalTok"/>
+        </w:rPr>
+        <w:t xml:space="preserve"> </w:t>
+      </w:r>
+      <w:r>
+        <w:rPr>
+          <w:rStyle w:val="FunctionTok"/>
+        </w:rPr>
+        <w:t xml:space="preserve">c</w:t>
+      </w:r>
+      <w:r>
+        <w:rPr>
+          <w:rStyle w:val="NormalTok"/>
+        </w:rPr>
+        <w:t xml:space="preserve">(</w:t>
+      </w:r>
+      <w:r>
+        <w:rPr>
+          <w:rStyle w:val="StringTok"/>
+        </w:rPr>
+        <w:t xml:space="preserve">"A"</w:t>
+      </w:r>
+      <w:r>
+        <w:rPr>
+          <w:rStyle w:val="NormalTok"/>
+        </w:rPr>
+        <w:t xml:space="preserve">, </w:t>
+      </w:r>
+      <w:r>
+        <w:rPr>
+          <w:rStyle w:val="StringTok"/>
+        </w:rPr>
+        <w:t xml:space="preserve">"B"</w:t>
+      </w:r>
+      <w:r>
+        <w:rPr>
+          <w:rStyle w:val="NormalTok"/>
+        </w:rPr>
+        <w:t xml:space="preserve">, </w:t>
+      </w:r>
+      <w:r>
+        <w:rPr>
+          <w:rStyle w:val="StringTok"/>
+        </w:rPr>
+        <w:t xml:space="preserve">"C"</w:t>
+      </w:r>
+      <w:r>
+        <w:rPr>
+          <w:rStyle w:val="NormalTok"/>
+        </w:rPr>
+        <w:t xml:space="preserve">, </w:t>
+      </w:r>
+      <w:r>
+        <w:rPr>
+          <w:rStyle w:val="StringTok"/>
+        </w:rPr>
+        <w:t xml:space="preserve">"D"</w:t>
+      </w:r>
+      <w:r>
+        <w:rPr>
+          <w:rStyle w:val="NormalTok"/>
+        </w:rPr>
+        <w:t xml:space="preserve">),</w:t>
+      </w:r>
+      <w:r>
+        <w:br/>
+      </w:r>
+      <w:r>
+        <w:rPr>
+          <w:rStyle w:val="NormalTok"/>
+        </w:rPr>
+        <w:t xml:space="preserve">  </w:t>
+      </w:r>
+      <w:r>
+        <w:rPr>
+          <w:rStyle w:val="AttributeTok"/>
+        </w:rPr>
+        <w:t xml:space="preserve">count =</w:t>
+      </w:r>
+      <w:r>
+        <w:rPr>
+          <w:rStyle w:val="NormalTok"/>
+        </w:rPr>
+        <w:t xml:space="preserve"> </w:t>
+      </w:r>
+      <w:r>
+        <w:rPr>
+          <w:rStyle w:val="FunctionTok"/>
+        </w:rPr>
+        <w:t xml:space="preserve">c</w:t>
+      </w:r>
+      <w:r>
+        <w:rPr>
+          <w:rStyle w:val="NormalTok"/>
+        </w:rPr>
+        <w:t xml:space="preserve">(</w:t>
+      </w:r>
+      <w:r>
+        <w:rPr>
+          <w:rStyle w:val="DecValTok"/>
+        </w:rPr>
+        <w:t xml:space="preserve">12</w:t>
+      </w:r>
+      <w:r>
+        <w:rPr>
+          <w:rStyle w:val="NormalTok"/>
+        </w:rPr>
+        <w:t xml:space="preserve">, </w:t>
+      </w:r>
+      <w:r>
+        <w:rPr>
+          <w:rStyle w:val="ConstantTok"/>
+        </w:rPr>
+        <w:t xml:space="preserve">NA</w:t>
+      </w:r>
+      <w:r>
+        <w:rPr>
+          <w:rStyle w:val="NormalTok"/>
+        </w:rPr>
+        <w:t xml:space="preserve">, </w:t>
+      </w:r>
+      <w:r>
+        <w:rPr>
+          <w:rStyle w:val="DecValTok"/>
+        </w:rPr>
+        <w:t xml:space="preserve">8</w:t>
+      </w:r>
+      <w:r>
+        <w:rPr>
+          <w:rStyle w:val="NormalTok"/>
+        </w:rPr>
+        <w:t xml:space="preserve">, </w:t>
+      </w:r>
+      <w:r>
+        <w:rPr>
+          <w:rStyle w:val="ConstantTok"/>
+        </w:rPr>
+        <w:t xml:space="preserve">NA</w:t>
+      </w:r>
+      <w:r>
+        <w:rPr>
+          <w:rStyle w:val="NormalTok"/>
+        </w:rPr>
+        <w:t xml:space="preserve">)</w:t>
+      </w:r>
+      <w:r>
+        <w:br/>
+      </w:r>
+      <w:r>
+        <w:rPr>
+          <w:rStyle w:val="NormalTok"/>
+        </w:rPr>
+        <w:t xml:space="preserve">)</w:t>
+      </w:r>
+      <w:r>
+        <w:br/>
+      </w:r>
+      <w:r>
+        <w:br/>
+      </w:r>
+      <w:r>
+        <w:rPr>
+          <w:rStyle w:val="NormalTok"/>
+        </w:rPr>
+        <w:t xml:space="preserve">survey_df </w:t>
+      </w:r>
+      <w:r>
+        <w:rPr>
+          <w:rStyle w:val="SpecialCharTok"/>
+        </w:rPr>
+        <w:t xml:space="preserve">|&gt;</w:t>
+      </w:r>
+      <w:r>
+        <w:rPr>
+          <w:rStyle w:val="NormalTok"/>
+        </w:rPr>
+        <w:t xml:space="preserve"> </w:t>
+      </w:r>
+      <w:r>
+        <w:rPr>
+          <w:rStyle w:val="FunctionTok"/>
+        </w:rPr>
+        <w:t xml:space="preserve">filter</w:t>
+      </w:r>
+      <w:r>
+        <w:rPr>
+          <w:rStyle w:val="NormalTok"/>
+        </w:rPr>
+        <w:t xml:space="preserve">(</w:t>
+      </w:r>
+      <w:r>
+        <w:rPr>
+          <w:rStyle w:val="FunctionTok"/>
+        </w:rPr>
+        <w:t xml:space="preserve">is.na</w:t>
+      </w:r>
+      <w:r>
+        <w:rPr>
+          <w:rStyle w:val="NormalTok"/>
+        </w:rPr>
+        <w:t xml:space="preserve">(count))</w:t>
+      </w:r>
+      <w:r>
+        <w:br/>
+      </w:r>
+      <w:r>
+        <w:rPr>
+          <w:rStyle w:val="NormalTok"/>
+        </w:rPr>
+        <w:t xml:space="preserve">survey_df </w:t>
+      </w:r>
+      <w:r>
+        <w:rPr>
+          <w:rStyle w:val="SpecialCharTok"/>
+        </w:rPr>
+        <w:t xml:space="preserve">|&gt;</w:t>
+      </w:r>
+      <w:r>
+        <w:rPr>
+          <w:rStyle w:val="NormalTok"/>
+        </w:rPr>
+        <w:t xml:space="preserve"> </w:t>
+      </w:r>
+      <w:r>
+        <w:rPr>
+          <w:rStyle w:val="FunctionTok"/>
+        </w:rPr>
+        <w:t xml:space="preserve">filter</w:t>
+      </w:r>
+      <w:r>
+        <w:rPr>
+          <w:rStyle w:val="NormalTok"/>
+        </w:rPr>
+        <w:t xml:space="preserve">(</w:t>
+      </w:r>
+      <w:r>
+        <w:rPr>
+          <w:rStyle w:val="SpecialCharTok"/>
+        </w:rPr>
+        <w:t xml:space="preserve">!</w:t>
+      </w:r>
+      <w:r>
+        <w:rPr>
+          <w:rStyle w:val="FunctionTok"/>
+        </w:rPr>
+        <w:t xml:space="preserve">is.na</w:t>
+      </w:r>
+      <w:r>
+        <w:rPr>
+          <w:rStyle w:val="NormalTok"/>
+        </w:rPr>
+        <w:t xml:space="preserve">(count))</w:t>
+      </w:r>
+    </w:p>
+    <w:p>
+      <w:pPr>
+        <w:pStyle w:val="FirstParagraph"/>
+      </w:pPr>
+      <w:r>
+        <w:t xml:space="preserve">✏️</w:t>
+      </w:r>
+      <w:r>
+        <w:t xml:space="preserve"> </w:t>
+      </w:r>
+      <w:r>
+        <w:rPr>
+          <w:b/>
+          <w:bCs/>
+        </w:rPr>
+        <w:t xml:space="preserve">Your turn:</w:t>
+      </w:r>
+      <w:r>
+        <w:t xml:space="preserve"> </w:t>
+      </w:r>
+      <w:r>
         <w:t xml:space="preserve">Write a</w:t>
       </w:r>
       <w:r>
@@ -945,32 +1408,86 @@
         <w:rPr>
           <w:rStyle w:val="VerbatimChar"/>
         </w:rPr>
-        <w:t xml:space="preserve">select()</w:t>
-      </w:r>
-      <w:r>
-        <w:t xml:space="preserve"> </w:t>
-      </w:r>
-      <w:r>
-        <w:t xml:space="preserve">that keeps every column</w:t>
-      </w:r>
-      <w:r>
-        <w:t xml:space="preserve"> </w:t>
-      </w:r>
-      <w:r>
-        <w:rPr>
-          <w:i/>
-          <w:iCs/>
-        </w:rPr>
-        <w:t xml:space="preserve">except</w:t>
-      </w:r>
-      <w:r>
-        <w:t xml:space="preserve"> </w:t>
-      </w:r>
-      <w:r>
-        <w:rPr>
-          <w:rStyle w:val="VerbatimChar"/>
-        </w:rPr>
-        <w:t xml:space="preserve">tree_no</w:t>
+        <w:t xml:space="preserve">filter()</w:t>
+      </w:r>
+      <w:r>
+        <w:t xml:space="preserve"> </w:t>
+      </w:r>
+      <w:r>
+        <w:t xml:space="preserve">on</w:t>
+      </w:r>
+      <w:r>
+        <w:t xml:space="preserve"> </w:t>
+      </w:r>
+      <w:r>
+        <w:rPr>
+          <w:rStyle w:val="VerbatimChar"/>
+        </w:rPr>
+        <w:t xml:space="preserve">pine_csv_df</w:t>
+      </w:r>
+      <w:r>
+        <w:t xml:space="preserve"> </w:t>
+      </w:r>
+      <w:r>
+        <w:t xml:space="preserve">that keeps windward (</w:t>
+      </w:r>
+      <w:r>
+        <w:rPr>
+          <w:rStyle w:val="VerbatimChar"/>
+        </w:rPr>
+        <w:t xml:space="preserve">wind == "wind"</w:t>
+      </w:r>
+      <w:r>
+        <w:t xml:space="preserve">) needles</w:t>
+      </w:r>
+      <w:r>
+        <w:t xml:space="preserve"> </w:t>
+      </w:r>
+      <w:r>
+        <w:rPr>
+          <w:b/>
+          <w:bCs/>
+        </w:rPr>
+        <w:t xml:space="preserve">that are also</w:t>
+      </w:r>
+      <w:r>
+        <w:t xml:space="preserve"> </w:t>
+      </w:r>
+      <w:r>
+        <w:t xml:space="preserve">longer than 14mm — think about whether you need</w:t>
+      </w:r>
+      <w:r>
+        <w:t xml:space="preserve"> </w:t>
+      </w:r>
+      <w:r>
+        <w:rPr>
+          <w:rStyle w:val="VerbatimChar"/>
+        </w:rPr>
+        <w:t xml:space="preserve">,</w:t>
+      </w:r>
+      <w:r>
+        <w:t xml:space="preserve">/</w:t>
+      </w:r>
+      <w:r>
+        <w:rPr>
+          <w:rStyle w:val="VerbatimChar"/>
+        </w:rPr>
+        <w:t xml:space="preserve">&amp;</w:t>
+      </w:r>
+      <w:r>
+        <w:t xml:space="preserve"> </w:t>
+      </w:r>
+      <w:r>
+        <w:t xml:space="preserve">or</w:t>
+      </w:r>
+      <w:r>
+        <w:t xml:space="preserve"> </w:t>
+      </w:r>
+      <w:r>
+        <w:rPr>
+          <w:rStyle w:val="VerbatimChar"/>
+        </w:rPr>
+        <w:t xml:space="preserve">|</w:t>
       </w:r>
       <w:r>
         <w:t xml:space="preserve">.</w:t>
@@ -995,7 +1512,251 @@
       </w:r>
     </w:p>
     <w:bookmarkEnd w:id="13"/>
-    <w:bookmarkStart w:id="17" w:name="part-4-mutate-new-and-changed-columns"/>
+    <w:bookmarkStart w:id="14" w:name="part-3-select-picking-columns"/>
+    <w:p>
+      <w:pPr>
+        <w:pStyle w:val="Heading1"/>
+      </w:pPr>
+      <w:r>
+        <w:t xml:space="preserve">Part 3 ·</w:t>
+      </w:r>
+      <w:r>
+        <w:t xml:space="preserve"> </w:t>
+      </w:r>
+      <w:r>
+        <w:rPr>
+          <w:rStyle w:val="VerbatimChar"/>
+        </w:rPr>
+        <w:t xml:space="preserve">select()</w:t>
+      </w:r>
+      <w:r>
+        <w:t xml:space="preserve"> </w:t>
+      </w:r>
+      <w:r>
+        <w:t xml:space="preserve">— picking columns</w:t>
+      </w:r>
+    </w:p>
+    <w:p>
+      <w:pPr>
+        <w:pStyle w:val="FirstParagraph"/>
+      </w:pPr>
+      <w:r>
+        <w:rPr>
+          <w:b/>
+          <w:bCs/>
+        </w:rPr>
+        <w:t xml:space="preserve">▶ Run this:</w:t>
+      </w:r>
+    </w:p>
+    <w:p>
+      <w:pPr>
+        <w:pStyle w:val="SourceCode"/>
+      </w:pPr>
+      <w:r>
+        <w:rPr>
+          <w:rStyle w:val="NormalTok"/>
+        </w:rPr>
+        <w:t xml:space="preserve">pine_csv_df </w:t>
+      </w:r>
+      <w:r>
+        <w:rPr>
+          <w:rStyle w:val="SpecialCharTok"/>
+        </w:rPr>
+        <w:t xml:space="preserve">|&gt;</w:t>
+      </w:r>
+      <w:r>
+        <w:rPr>
+          <w:rStyle w:val="NormalTok"/>
+        </w:rPr>
+        <w:t xml:space="preserve"> </w:t>
+      </w:r>
+      <w:r>
+        <w:rPr>
+          <w:rStyle w:val="FunctionTok"/>
+        </w:rPr>
+        <w:t xml:space="preserve">select</w:t>
+      </w:r>
+      <w:r>
+        <w:rPr>
+          <w:rStyle w:val="NormalTok"/>
+        </w:rPr>
+        <w:t xml:space="preserve">(n_s, length_mm) </w:t>
+      </w:r>
+      <w:r>
+        <w:rPr>
+          <w:rStyle w:val="SpecialCharTok"/>
+        </w:rPr>
+        <w:t xml:space="preserve">|&gt;</w:t>
+      </w:r>
+      <w:r>
+        <w:rPr>
+          <w:rStyle w:val="NormalTok"/>
+        </w:rPr>
+        <w:t xml:space="preserve"> </w:t>
+      </w:r>
+      <w:r>
+        <w:rPr>
+          <w:rStyle w:val="FunctionTok"/>
+        </w:rPr>
+        <w:t xml:space="preserve">head</w:t>
+      </w:r>
+      <w:r>
+        <w:rPr>
+          <w:rStyle w:val="NormalTok"/>
+        </w:rPr>
+        <w:t xml:space="preserve">()</w:t>
+      </w:r>
+      <w:r>
+        <w:br/>
+      </w:r>
+      <w:r>
+        <w:rPr>
+          <w:rStyle w:val="NormalTok"/>
+        </w:rPr>
+        <w:t xml:space="preserve">pine_csv_df </w:t>
+      </w:r>
+      <w:r>
+        <w:rPr>
+          <w:rStyle w:val="SpecialCharTok"/>
+        </w:rPr>
+        <w:t xml:space="preserve">|&gt;</w:t>
+      </w:r>
+      <w:r>
+        <w:rPr>
+          <w:rStyle w:val="NormalTok"/>
+        </w:rPr>
+        <w:t xml:space="preserve"> </w:t>
+      </w:r>
+      <w:r>
+        <w:rPr>
+          <w:rStyle w:val="FunctionTok"/>
+        </w:rPr>
+        <w:t xml:space="preserve">select</w:t>
+      </w:r>
+      <w:r>
+        <w:rPr>
+          <w:rStyle w:val="NormalTok"/>
+        </w:rPr>
+        <w:t xml:space="preserve">(</w:t>
+      </w:r>
+      <w:r>
+        <w:rPr>
+          <w:rStyle w:val="SpecialCharTok"/>
+        </w:rPr>
+        <w:t xml:space="preserve">-</w:t>
+      </w:r>
+      <w:r>
+        <w:rPr>
+          <w:rStyle w:val="NormalTok"/>
+        </w:rPr>
+        <w:t xml:space="preserve">date) </w:t>
+      </w:r>
+      <w:r>
+        <w:rPr>
+          <w:rStyle w:val="SpecialCharTok"/>
+        </w:rPr>
+        <w:t xml:space="preserve">|&gt;</w:t>
+      </w:r>
+      <w:r>
+        <w:rPr>
+          <w:rStyle w:val="NormalTok"/>
+        </w:rPr>
+        <w:t xml:space="preserve"> </w:t>
+      </w:r>
+      <w:r>
+        <w:rPr>
+          <w:rStyle w:val="FunctionTok"/>
+        </w:rPr>
+        <w:t xml:space="preserve">head</w:t>
+      </w:r>
+      <w:r>
+        <w:rPr>
+          <w:rStyle w:val="NormalTok"/>
+        </w:rPr>
+        <w:t xml:space="preserve">()</w:t>
+      </w:r>
+    </w:p>
+    <w:p>
+      <w:pPr>
+        <w:pStyle w:val="FirstParagraph"/>
+      </w:pPr>
+      <w:r>
+        <w:t xml:space="preserve">✏️</w:t>
+      </w:r>
+      <w:r>
+        <w:t xml:space="preserve"> </w:t>
+      </w:r>
+      <w:r>
+        <w:rPr>
+          <w:b/>
+          <w:bCs/>
+        </w:rPr>
+        <w:t xml:space="preserve">Your turn:</w:t>
+      </w:r>
+      <w:r>
+        <w:t xml:space="preserve"> </w:t>
+      </w:r>
+      <w:r>
+        <w:t xml:space="preserve">Write a</w:t>
+      </w:r>
+      <w:r>
+        <w:t xml:space="preserve"> </w:t>
+      </w:r>
+      <w:r>
+        <w:rPr>
+          <w:rStyle w:val="VerbatimChar"/>
+        </w:rPr>
+        <w:t xml:space="preserve">select()</w:t>
+      </w:r>
+      <w:r>
+        <w:t xml:space="preserve"> </w:t>
+      </w:r>
+      <w:r>
+        <w:t xml:space="preserve">that keeps every column</w:t>
+      </w:r>
+      <w:r>
+        <w:t xml:space="preserve"> </w:t>
+      </w:r>
+      <w:r>
+        <w:rPr>
+          <w:i/>
+          <w:iCs/>
+        </w:rPr>
+        <w:t xml:space="preserve">except</w:t>
+      </w:r>
+      <w:r>
+        <w:t xml:space="preserve"> </w:t>
+      </w:r>
+      <w:r>
+        <w:rPr>
+          <w:rStyle w:val="VerbatimChar"/>
+        </w:rPr>
+        <w:t xml:space="preserve">tree_no</w:t>
+      </w:r>
+      <w:r>
+        <w:t xml:space="preserve">.</w:t>
+      </w:r>
+    </w:p>
+    <w:p>
+      <w:pPr>
+        <w:pStyle w:val="SourceCode"/>
+      </w:pPr>
+      <w:r>
+        <w:rPr>
+          <w:rStyle w:val="CommentTok"/>
+        </w:rPr>
+        <w:t xml:space="preserve"># Write your code here:</w:t>
+      </w:r>
+    </w:p>
+    <w:p>
+      <w:r>
+        <w:pict>
+          <v:rect style="width:0;height:1.5pt" o:hralign="center" o:hrstd="t" o:hr="t"/>
+        </w:pict>
+      </w:r>
+    </w:p>
+    <w:bookmarkEnd w:id="14"/>
+    <w:bookmarkStart w:id="18" w:name="part-4-mutate-new-and-changed-columns"/>
     <w:p>
       <w:pPr>
         <w:pStyle w:val="Heading1"/>
@@ -1450,18 +2211,18 @@
                 <wp:inline>
                   <wp:extent cx="152400" cy="152400"/>
                   <wp:effectExtent b="0" l="0" r="0" t="0"/>
-                  <wp:docPr descr="" title="" id="15" name="Picture"/>
+                  <wp:docPr descr="" title="" id="16" name="Picture"/>
                   <a:graphic>
                     <a:graphicData uri="http://schemas.openxmlformats.org/drawingml/2006/picture">
                       <pic:pic>
                         <pic:nvPicPr>
-                          <pic:cNvPr descr="/Applications/Positron.app/Contents/Resources/app/quarto/share/formats/docx/tip.png" id="16" name="Picture"/>
+                          <pic:cNvPr descr="/Applications/Positron.app/Contents/Resources/app/quarto/share/formats/docx/tip.png" id="17" name="Picture"/>
                           <pic:cNvPicPr>
                             <a:picLocks noChangeArrowheads="1" noChangeAspect="1"/>
                           </pic:cNvPicPr>
                         </pic:nvPicPr>
                         <pic:blipFill>
-                          <a:blip r:embed="rId14"/>
+                          <a:blip r:embed="rId15"/>
                           <a:stretch>
                             <a:fillRect/>
                           </a:stretch>
@@ -1551,29 +2312,29 @@
         </w:pict>
       </w:r>
     </w:p>
-    <w:bookmarkEnd w:id="17"/>
-    <w:bookmarkStart w:id="18" w:name="part-5-arrange-sorting-rows"/>
+    <w:bookmarkEnd w:id="18"/>
+    <w:bookmarkStart w:id="21" w:name="part-4b-case_when-recoding-and-binning"/>
     <w:p>
       <w:pPr>
         <w:pStyle w:val="Heading1"/>
       </w:pPr>
       <w:r>
-        <w:t xml:space="preserve">Part 5 ·</w:t>
-      </w:r>
-      <w:r>
-        <w:t xml:space="preserve"> </w:t>
-      </w:r>
-      <w:r>
-        <w:rPr>
-          <w:rStyle w:val="VerbatimChar"/>
-        </w:rPr>
-        <w:t xml:space="preserve">arrange()</w:t>
-      </w:r>
-      <w:r>
-        <w:t xml:space="preserve"> </w:t>
-      </w:r>
-      <w:r>
-        <w:t xml:space="preserve">— sorting rows</w:t>
+        <w:t xml:space="preserve">Part 4b ·</w:t>
+      </w:r>
+      <w:r>
+        <w:t xml:space="preserve"> </w:t>
+      </w:r>
+      <w:r>
+        <w:rPr>
+          <w:rStyle w:val="VerbatimChar"/>
+        </w:rPr>
+        <w:t xml:space="preserve">case_when()</w:t>
+      </w:r>
+      <w:r>
+        <w:t xml:space="preserve"> </w:t>
+      </w:r>
+      <w:r>
+        <w:t xml:space="preserve">— recoding and binning</w:t>
       </w:r>
     </w:p>
     <w:p>
@@ -1605,22 +2366,25 @@
         <w:t xml:space="preserve">|&gt;</w:t>
       </w:r>
       <w:r>
-        <w:rPr>
-          <w:rStyle w:val="NormalTok"/>
-        </w:rPr>
-        <w:t xml:space="preserve"> </w:t>
+        <w:br/>
+      </w:r>
+      <w:r>
+        <w:rPr>
+          <w:rStyle w:val="NormalTok"/>
+        </w:rPr>
+        <w:t xml:space="preserve">  </w:t>
       </w:r>
       <w:r>
         <w:rPr>
           <w:rStyle w:val="FunctionTok"/>
         </w:rPr>
-        <w:t xml:space="preserve">arrange</w:t>
-      </w:r>
-      <w:r>
-        <w:rPr>
-          <w:rStyle w:val="NormalTok"/>
-        </w:rPr>
-        <w:t xml:space="preserve">(length_mm)</w:t>
+        <w:t xml:space="preserve">mutate</w:t>
+      </w:r>
+      <w:r>
+        <w:rPr>
+          <w:rStyle w:val="NormalTok"/>
+        </w:rPr>
+        <w:t xml:space="preserve">(</w:t>
       </w:r>
       <w:r>
         <w:br/>
@@ -1629,43 +2393,229 @@
         <w:rPr>
           <w:rStyle w:val="NormalTok"/>
         </w:rPr>
-        <w:t xml:space="preserve">pine_csv_df </w:t>
+        <w:t xml:space="preserve">    </w:t>
+      </w:r>
+      <w:r>
+        <w:rPr>
+          <w:rStyle w:val="AttributeTok"/>
+        </w:rPr>
+        <w:t xml:space="preserve">size_class =</w:t>
+      </w:r>
+      <w:r>
+        <w:rPr>
+          <w:rStyle w:val="NormalTok"/>
+        </w:rPr>
+        <w:t xml:space="preserve"> </w:t>
+      </w:r>
+      <w:r>
+        <w:rPr>
+          <w:rStyle w:val="FunctionTok"/>
+        </w:rPr>
+        <w:t xml:space="preserve">case_when</w:t>
+      </w:r>
+      <w:r>
+        <w:rPr>
+          <w:rStyle w:val="NormalTok"/>
+        </w:rPr>
+        <w:t xml:space="preserve">(</w:t>
+      </w:r>
+      <w:r>
+        <w:br/>
+      </w:r>
+      <w:r>
+        <w:rPr>
+          <w:rStyle w:val="NormalTok"/>
+        </w:rPr>
+        <w:t xml:space="preserve">      length_mm </w:t>
       </w:r>
       <w:r>
         <w:rPr>
           <w:rStyle w:val="SpecialCharTok"/>
         </w:rPr>
+        <w:t xml:space="preserve">&lt;</w:t>
+      </w:r>
+      <w:r>
+        <w:rPr>
+          <w:rStyle w:val="NormalTok"/>
+        </w:rPr>
+        <w:t xml:space="preserve"> </w:t>
+      </w:r>
+      <w:r>
+        <w:rPr>
+          <w:rStyle w:val="DecValTok"/>
+        </w:rPr>
+        <w:t xml:space="preserve">16</w:t>
+      </w:r>
+      <w:r>
+        <w:rPr>
+          <w:rStyle w:val="NormalTok"/>
+        </w:rPr>
+        <w:t xml:space="preserve"> </w:t>
+      </w:r>
+      <w:r>
+        <w:rPr>
+          <w:rStyle w:val="SpecialCharTok"/>
+        </w:rPr>
+        <w:t xml:space="preserve">~</w:t>
+      </w:r>
+      <w:r>
+        <w:rPr>
+          <w:rStyle w:val="NormalTok"/>
+        </w:rPr>
+        <w:t xml:space="preserve"> </w:t>
+      </w:r>
+      <w:r>
+        <w:rPr>
+          <w:rStyle w:val="StringTok"/>
+        </w:rPr>
+        <w:t xml:space="preserve">"short"</w:t>
+      </w:r>
+      <w:r>
+        <w:rPr>
+          <w:rStyle w:val="NormalTok"/>
+        </w:rPr>
+        <w:t xml:space="preserve">,</w:t>
+      </w:r>
+      <w:r>
+        <w:br/>
+      </w:r>
+      <w:r>
+        <w:rPr>
+          <w:rStyle w:val="NormalTok"/>
+        </w:rPr>
+        <w:t xml:space="preserve">      length_mm </w:t>
+      </w:r>
+      <w:r>
+        <w:rPr>
+          <w:rStyle w:val="SpecialCharTok"/>
+        </w:rPr>
+        <w:t xml:space="preserve">&lt;</w:t>
+      </w:r>
+      <w:r>
+        <w:rPr>
+          <w:rStyle w:val="NormalTok"/>
+        </w:rPr>
+        <w:t xml:space="preserve"> </w:t>
+      </w:r>
+      <w:r>
+        <w:rPr>
+          <w:rStyle w:val="DecValTok"/>
+        </w:rPr>
+        <w:t xml:space="preserve">20</w:t>
+      </w:r>
+      <w:r>
+        <w:rPr>
+          <w:rStyle w:val="NormalTok"/>
+        </w:rPr>
+        <w:t xml:space="preserve"> </w:t>
+      </w:r>
+      <w:r>
+        <w:rPr>
+          <w:rStyle w:val="SpecialCharTok"/>
+        </w:rPr>
+        <w:t xml:space="preserve">~</w:t>
+      </w:r>
+      <w:r>
+        <w:rPr>
+          <w:rStyle w:val="NormalTok"/>
+        </w:rPr>
+        <w:t xml:space="preserve"> </w:t>
+      </w:r>
+      <w:r>
+        <w:rPr>
+          <w:rStyle w:val="StringTok"/>
+        </w:rPr>
+        <w:t xml:space="preserve">"medium"</w:t>
+      </w:r>
+      <w:r>
+        <w:rPr>
+          <w:rStyle w:val="NormalTok"/>
+        </w:rPr>
+        <w:t xml:space="preserve">,</w:t>
+      </w:r>
+      <w:r>
+        <w:br/>
+      </w:r>
+      <w:r>
+        <w:rPr>
+          <w:rStyle w:val="NormalTok"/>
+        </w:rPr>
+        <w:t xml:space="preserve">      </w:t>
+      </w:r>
+      <w:r>
+        <w:rPr>
+          <w:rStyle w:val="ConstantTok"/>
+        </w:rPr>
+        <w:t xml:space="preserve">TRUE</w:t>
+      </w:r>
+      <w:r>
+        <w:rPr>
+          <w:rStyle w:val="NormalTok"/>
+        </w:rPr>
+        <w:t xml:space="preserve">           </w:t>
+      </w:r>
+      <w:r>
+        <w:rPr>
+          <w:rStyle w:val="SpecialCharTok"/>
+        </w:rPr>
+        <w:t xml:space="preserve">~</w:t>
+      </w:r>
+      <w:r>
+        <w:rPr>
+          <w:rStyle w:val="NormalTok"/>
+        </w:rPr>
+        <w:t xml:space="preserve"> </w:t>
+      </w:r>
+      <w:r>
+        <w:rPr>
+          <w:rStyle w:val="StringTok"/>
+        </w:rPr>
+        <w:t xml:space="preserve">"long"</w:t>
+      </w:r>
+      <w:r>
+        <w:br/>
+      </w:r>
+      <w:r>
+        <w:rPr>
+          <w:rStyle w:val="NormalTok"/>
+        </w:rPr>
+        <w:t xml:space="preserve">    )</w:t>
+      </w:r>
+      <w:r>
+        <w:br/>
+      </w:r>
+      <w:r>
+        <w:rPr>
+          <w:rStyle w:val="NormalTok"/>
+        </w:rPr>
+        <w:t xml:space="preserve">  ) </w:t>
+      </w:r>
+      <w:r>
+        <w:rPr>
+          <w:rStyle w:val="SpecialCharTok"/>
+        </w:rPr>
         <w:t xml:space="preserve">|&gt;</w:t>
       </w:r>
       <w:r>
-        <w:rPr>
-          <w:rStyle w:val="NormalTok"/>
-        </w:rPr>
-        <w:t xml:space="preserve"> </w:t>
+        <w:br/>
+      </w:r>
+      <w:r>
+        <w:rPr>
+          <w:rStyle w:val="NormalTok"/>
+        </w:rPr>
+        <w:t xml:space="preserve">  </w:t>
       </w:r>
       <w:r>
         <w:rPr>
           <w:rStyle w:val="FunctionTok"/>
         </w:rPr>
-        <w:t xml:space="preserve">arrange</w:t>
-      </w:r>
-      <w:r>
-        <w:rPr>
-          <w:rStyle w:val="NormalTok"/>
-        </w:rPr>
-        <w:t xml:space="preserve">(</w:t>
-      </w:r>
-      <w:r>
-        <w:rPr>
-          <w:rStyle w:val="FunctionTok"/>
-        </w:rPr>
-        <w:t xml:space="preserve">desc</w:t>
-      </w:r>
-      <w:r>
-        <w:rPr>
-          <w:rStyle w:val="NormalTok"/>
-        </w:rPr>
-        <w:t xml:space="preserve">(length_mm))</w:t>
+        <w:t xml:space="preserve">count</w:t>
+      </w:r>
+      <w:r>
+        <w:rPr>
+          <w:rStyle w:val="NormalTok"/>
+        </w:rPr>
+        <w:t xml:space="preserve">(size_class)</w:t>
       </w:r>
     </w:p>
     <w:p>
@@ -1689,34 +2639,7 @@
         <w:t xml:space="preserve"> </w:t>
       </w:r>
       <w:r>
-        <w:t xml:space="preserve">Sort the data by</w:t>
-      </w:r>
-      <w:r>
-        <w:t xml:space="preserve"> </w:t>
-      </w:r>
-      <w:r>
-        <w:rPr>
-          <w:rStyle w:val="VerbatimChar"/>
-        </w:rPr>
-        <w:t xml:space="preserve">n_s</w:t>
-      </w:r>
-      <w:r>
-        <w:t xml:space="preserve">, and within each side, by</w:t>
-      </w:r>
-      <w:r>
-        <w:t xml:space="preserve"> </w:t>
-      </w:r>
-      <w:r>
-        <w:rPr>
-          <w:rStyle w:val="VerbatimChar"/>
-        </w:rPr>
-        <w:t xml:space="preserve">length_mm</w:t>
-      </w:r>
-      <w:r>
-        <w:t xml:space="preserve"> </w:t>
-      </w:r>
-      <w:r>
-        <w:t xml:space="preserve">from longest to shortest.</w:t>
+        <w:t xml:space="preserve">Change the two cutoffs (16 and 20) to different values of your choosing. How do the counts in each bin shift?</w:t>
       </w:r>
     </w:p>
     <w:p>
@@ -1730,6 +2653,671 @@
         <w:t xml:space="preserve"># Write your code here:</w:t>
       </w:r>
     </w:p>
+    <w:p>
+      <w:pPr>
+        <w:pStyle w:val="FirstParagraph"/>
+      </w:pPr>
+      <w:r>
+        <w:t xml:space="preserve">✏️</w:t>
+      </w:r>
+      <w:r>
+        <w:t xml:space="preserve"> </w:t>
+      </w:r>
+      <w:r>
+        <w:rPr>
+          <w:b/>
+          <w:bCs/>
+        </w:rPr>
+        <w:t xml:space="preserve">Your turn:</w:t>
+      </w:r>
+      <w:r>
+        <w:t xml:space="preserve"> </w:t>
+      </w:r>
+      <w:r>
+        <w:t xml:space="preserve">What happens if you delete the</w:t>
+      </w:r>
+      <w:r>
+        <w:t xml:space="preserve"> </w:t>
+      </w:r>
+      <w:r>
+        <w:rPr>
+          <w:rStyle w:val="VerbatimChar"/>
+        </w:rPr>
+        <w:t xml:space="preserve">TRUE ~ "long"</w:t>
+      </w:r>
+      <w:r>
+        <w:t xml:space="preserve"> </w:t>
+      </w:r>
+      <w:r>
+        <w:t xml:space="preserve">line and rerun? Try it, then explain why that’s dangerous.</w:t>
+      </w:r>
+    </w:p>
+    <w:p>
+      <w:pPr>
+        <w:pStyle w:val="SourceCode"/>
+      </w:pPr>
+      <w:r>
+        <w:rPr>
+          <w:rStyle w:val="VerbatimChar"/>
+        </w:rPr>
+        <w:t xml:space="preserve">________________________________________________________</w:t>
+      </w:r>
+    </w:p>
+    <w:p>
+      <w:pPr>
+        <w:pStyle w:val="FirstParagraph"/>
+      </w:pPr>
+      <w:r>
+        <w:rPr>
+          <w:b/>
+          <w:bCs/>
+        </w:rPr>
+        <w:t xml:space="preserve">▶ Run this:</w:t>
+      </w:r>
+    </w:p>
+    <w:p>
+      <w:pPr>
+        <w:pStyle w:val="SourceCode"/>
+      </w:pPr>
+      <w:r>
+        <w:rPr>
+          <w:rStyle w:val="NormalTok"/>
+        </w:rPr>
+        <w:t xml:space="preserve">pine_csv_df </w:t>
+      </w:r>
+      <w:r>
+        <w:rPr>
+          <w:rStyle w:val="SpecialCharTok"/>
+        </w:rPr>
+        <w:t xml:space="preserve">|&gt;</w:t>
+      </w:r>
+      <w:r>
+        <w:br/>
+      </w:r>
+      <w:r>
+        <w:rPr>
+          <w:rStyle w:val="NormalTok"/>
+        </w:rPr>
+        <w:t xml:space="preserve">  </w:t>
+      </w:r>
+      <w:r>
+        <w:rPr>
+          <w:rStyle w:val="FunctionTok"/>
+        </w:rPr>
+        <w:t xml:space="preserve">mutate</w:t>
+      </w:r>
+      <w:r>
+        <w:rPr>
+          <w:rStyle w:val="NormalTok"/>
+        </w:rPr>
+        <w:t xml:space="preserve">(</w:t>
+      </w:r>
+      <w:r>
+        <w:br/>
+      </w:r>
+      <w:r>
+        <w:rPr>
+          <w:rStyle w:val="NormalTok"/>
+        </w:rPr>
+        <w:t xml:space="preserve">    </w:t>
+      </w:r>
+      <w:r>
+        <w:rPr>
+          <w:rStyle w:val="AttributeTok"/>
+        </w:rPr>
+        <w:t xml:space="preserve">team_code =</w:t>
+      </w:r>
+      <w:r>
+        <w:rPr>
+          <w:rStyle w:val="NormalTok"/>
+        </w:rPr>
+        <w:t xml:space="preserve"> </w:t>
+      </w:r>
+      <w:r>
+        <w:rPr>
+          <w:rStyle w:val="FunctionTok"/>
+        </w:rPr>
+        <w:t xml:space="preserve">case_when</w:t>
+      </w:r>
+      <w:r>
+        <w:rPr>
+          <w:rStyle w:val="NormalTok"/>
+        </w:rPr>
+        <w:t xml:space="preserve">(</w:t>
+      </w:r>
+      <w:r>
+        <w:br/>
+      </w:r>
+      <w:r>
+        <w:rPr>
+          <w:rStyle w:val="NormalTok"/>
+        </w:rPr>
+        <w:t xml:space="preserve">      group </w:t>
+      </w:r>
+      <w:r>
+        <w:rPr>
+          <w:rStyle w:val="SpecialCharTok"/>
+        </w:rPr>
+        <w:t xml:space="preserve">==</w:t>
+      </w:r>
+      <w:r>
+        <w:rPr>
+          <w:rStyle w:val="NormalTok"/>
+        </w:rPr>
+        <w:t xml:space="preserve"> </w:t>
+      </w:r>
+      <w:r>
+        <w:rPr>
+          <w:rStyle w:val="StringTok"/>
+        </w:rPr>
+        <w:t xml:space="preserve">"cephalopods"</w:t>
+      </w:r>
+      <w:r>
+        <w:rPr>
+          <w:rStyle w:val="NormalTok"/>
+        </w:rPr>
+        <w:t xml:space="preserve"> </w:t>
+      </w:r>
+      <w:r>
+        <w:rPr>
+          <w:rStyle w:val="SpecialCharTok"/>
+        </w:rPr>
+        <w:t xml:space="preserve">~</w:t>
+      </w:r>
+      <w:r>
+        <w:rPr>
+          <w:rStyle w:val="NormalTok"/>
+        </w:rPr>
+        <w:t xml:space="preserve"> </w:t>
+      </w:r>
+      <w:r>
+        <w:rPr>
+          <w:rStyle w:val="StringTok"/>
+        </w:rPr>
+        <w:t xml:space="preserve">"CEPH"</w:t>
+      </w:r>
+      <w:r>
+        <w:rPr>
+          <w:rStyle w:val="NormalTok"/>
+        </w:rPr>
+        <w:t xml:space="preserve">,</w:t>
+      </w:r>
+      <w:r>
+        <w:br/>
+      </w:r>
+      <w:r>
+        <w:rPr>
+          <w:rStyle w:val="NormalTok"/>
+        </w:rPr>
+        <w:t xml:space="preserve">      group </w:t>
+      </w:r>
+      <w:r>
+        <w:rPr>
+          <w:rStyle w:val="SpecialCharTok"/>
+        </w:rPr>
+        <w:t xml:space="preserve">==</w:t>
+      </w:r>
+      <w:r>
+        <w:rPr>
+          <w:rStyle w:val="NormalTok"/>
+        </w:rPr>
+        <w:t xml:space="preserve"> </w:t>
+      </w:r>
+      <w:r>
+        <w:rPr>
+          <w:rStyle w:val="StringTok"/>
+        </w:rPr>
+        <w:t xml:space="preserve">"salmon"</w:t>
+      </w:r>
+      <w:r>
+        <w:rPr>
+          <w:rStyle w:val="NormalTok"/>
+        </w:rPr>
+        <w:t xml:space="preserve">      </w:t>
+      </w:r>
+      <w:r>
+        <w:rPr>
+          <w:rStyle w:val="SpecialCharTok"/>
+        </w:rPr>
+        <w:t xml:space="preserve">~</w:t>
+      </w:r>
+      <w:r>
+        <w:rPr>
+          <w:rStyle w:val="NormalTok"/>
+        </w:rPr>
+        <w:t xml:space="preserve"> </w:t>
+      </w:r>
+      <w:r>
+        <w:rPr>
+          <w:rStyle w:val="StringTok"/>
+        </w:rPr>
+        <w:t xml:space="preserve">"SALM"</w:t>
+      </w:r>
+      <w:r>
+        <w:rPr>
+          <w:rStyle w:val="NormalTok"/>
+        </w:rPr>
+        <w:t xml:space="preserve">,</w:t>
+      </w:r>
+      <w:r>
+        <w:br/>
+      </w:r>
+      <w:r>
+        <w:rPr>
+          <w:rStyle w:val="NormalTok"/>
+        </w:rPr>
+        <w:t xml:space="preserve">      group </w:t>
+      </w:r>
+      <w:r>
+        <w:rPr>
+          <w:rStyle w:val="SpecialCharTok"/>
+        </w:rPr>
+        <w:t xml:space="preserve">==</w:t>
+      </w:r>
+      <w:r>
+        <w:rPr>
+          <w:rStyle w:val="NormalTok"/>
+        </w:rPr>
+        <w:t xml:space="preserve"> </w:t>
+      </w:r>
+      <w:r>
+        <w:rPr>
+          <w:rStyle w:val="StringTok"/>
+        </w:rPr>
+        <w:t xml:space="preserve">"crayfish"</w:t>
+      </w:r>
+      <w:r>
+        <w:rPr>
+          <w:rStyle w:val="NormalTok"/>
+        </w:rPr>
+        <w:t xml:space="preserve">    </w:t>
+      </w:r>
+      <w:r>
+        <w:rPr>
+          <w:rStyle w:val="SpecialCharTok"/>
+        </w:rPr>
+        <w:t xml:space="preserve">~</w:t>
+      </w:r>
+      <w:r>
+        <w:rPr>
+          <w:rStyle w:val="NormalTok"/>
+        </w:rPr>
+        <w:t xml:space="preserve"> </w:t>
+      </w:r>
+      <w:r>
+        <w:rPr>
+          <w:rStyle w:val="StringTok"/>
+        </w:rPr>
+        <w:t xml:space="preserve">"CRAY"</w:t>
+      </w:r>
+      <w:r>
+        <w:rPr>
+          <w:rStyle w:val="NormalTok"/>
+        </w:rPr>
+        <w:t xml:space="preserve">,</w:t>
+      </w:r>
+      <w:r>
+        <w:br/>
+      </w:r>
+      <w:r>
+        <w:rPr>
+          <w:rStyle w:val="NormalTok"/>
+        </w:rPr>
+        <w:t xml:space="preserve">      group </w:t>
+      </w:r>
+      <w:r>
+        <w:rPr>
+          <w:rStyle w:val="SpecialCharTok"/>
+        </w:rPr>
+        <w:t xml:space="preserve">==</w:t>
+      </w:r>
+      <w:r>
+        <w:rPr>
+          <w:rStyle w:val="NormalTok"/>
+        </w:rPr>
+        <w:t xml:space="preserve"> </w:t>
+      </w:r>
+      <w:r>
+        <w:rPr>
+          <w:rStyle w:val="StringTok"/>
+        </w:rPr>
+        <w:t xml:space="preserve">"snail"</w:t>
+      </w:r>
+      <w:r>
+        <w:rPr>
+          <w:rStyle w:val="NormalTok"/>
+        </w:rPr>
+        <w:t xml:space="preserve">       </w:t>
+      </w:r>
+      <w:r>
+        <w:rPr>
+          <w:rStyle w:val="SpecialCharTok"/>
+        </w:rPr>
+        <w:t xml:space="preserve">~</w:t>
+      </w:r>
+      <w:r>
+        <w:rPr>
+          <w:rStyle w:val="NormalTok"/>
+        </w:rPr>
+        <w:t xml:space="preserve"> </w:t>
+      </w:r>
+      <w:r>
+        <w:rPr>
+          <w:rStyle w:val="StringTok"/>
+        </w:rPr>
+        <w:t xml:space="preserve">"SNAI"</w:t>
+      </w:r>
+      <w:r>
+        <w:rPr>
+          <w:rStyle w:val="NormalTok"/>
+        </w:rPr>
+        <w:t xml:space="preserve">,</w:t>
+      </w:r>
+      <w:r>
+        <w:br/>
+      </w:r>
+      <w:r>
+        <w:rPr>
+          <w:rStyle w:val="NormalTok"/>
+        </w:rPr>
+        <w:t xml:space="preserve">      </w:t>
+      </w:r>
+      <w:r>
+        <w:rPr>
+          <w:rStyle w:val="ConstantTok"/>
+        </w:rPr>
+        <w:t xml:space="preserve">TRUE</w:t>
+      </w:r>
+      <w:r>
+        <w:rPr>
+          <w:rStyle w:val="NormalTok"/>
+        </w:rPr>
+        <w:t xml:space="preserve">                   </w:t>
+      </w:r>
+      <w:r>
+        <w:rPr>
+          <w:rStyle w:val="SpecialCharTok"/>
+        </w:rPr>
+        <w:t xml:space="preserve">~</w:t>
+      </w:r>
+      <w:r>
+        <w:rPr>
+          <w:rStyle w:val="NormalTok"/>
+        </w:rPr>
+        <w:t xml:space="preserve"> </w:t>
+      </w:r>
+      <w:r>
+        <w:rPr>
+          <w:rStyle w:val="StringTok"/>
+        </w:rPr>
+        <w:t xml:space="preserve">"UNK"</w:t>
+      </w:r>
+      <w:r>
+        <w:br/>
+      </w:r>
+      <w:r>
+        <w:rPr>
+          <w:rStyle w:val="NormalTok"/>
+        </w:rPr>
+        <w:t xml:space="preserve">    )</w:t>
+      </w:r>
+      <w:r>
+        <w:br/>
+      </w:r>
+      <w:r>
+        <w:rPr>
+          <w:rStyle w:val="NormalTok"/>
+        </w:rPr>
+        <w:t xml:space="preserve">  ) </w:t>
+      </w:r>
+      <w:r>
+        <w:rPr>
+          <w:rStyle w:val="SpecialCharTok"/>
+        </w:rPr>
+        <w:t xml:space="preserve">|&gt;</w:t>
+      </w:r>
+      <w:r>
+        <w:br/>
+      </w:r>
+      <w:r>
+        <w:rPr>
+          <w:rStyle w:val="NormalTok"/>
+        </w:rPr>
+        <w:t xml:space="preserve">  </w:t>
+      </w:r>
+      <w:r>
+        <w:rPr>
+          <w:rStyle w:val="FunctionTok"/>
+        </w:rPr>
+        <w:t xml:space="preserve">distinct</w:t>
+      </w:r>
+      <w:r>
+        <w:rPr>
+          <w:rStyle w:val="NormalTok"/>
+        </w:rPr>
+        <w:t xml:space="preserve">(group, team_code)</w:t>
+      </w:r>
+    </w:p>
+    <w:p>
+      <w:pPr>
+        <w:pStyle w:val="FirstParagraph"/>
+      </w:pPr>
+      <w:r>
+        <w:t xml:space="preserve">✏️</w:t>
+      </w:r>
+      <w:r>
+        <w:t xml:space="preserve"> </w:t>
+      </w:r>
+      <w:r>
+        <w:rPr>
+          <w:b/>
+          <w:bCs/>
+        </w:rPr>
+        <w:t xml:space="preserve">Your turn:</w:t>
+      </w:r>
+      <w:r>
+        <w:t xml:space="preserve"> </w:t>
+      </w:r>
+      <w:r>
+        <w:t xml:space="preserve">Add a</w:t>
+      </w:r>
+      <w:r>
+        <w:t xml:space="preserve"> </w:t>
+      </w:r>
+      <w:r>
+        <w:rPr>
+          <w:rStyle w:val="VerbatimChar"/>
+        </w:rPr>
+        <w:t xml:space="preserve">size_class</w:t>
+      </w:r>
+      <w:r>
+        <w:t xml:space="preserve"> </w:t>
+      </w:r>
+      <w:r>
+        <w:t xml:space="preserve">column (as above) to</w:t>
+      </w:r>
+      <w:r>
+        <w:t xml:space="preserve"> </w:t>
+      </w:r>
+      <w:r>
+        <w:rPr>
+          <w:rStyle w:val="VerbatimChar"/>
+        </w:rPr>
+        <w:t xml:space="preserve">pine_wrangled_df</w:t>
+      </w:r>
+      <w:r>
+        <w:t xml:space="preserve">’s recipe — you’ll build the full pipeline with it in Part 6.</w:t>
+      </w:r>
+    </w:p>
+    <w:tbl>
+      <w:tblPr>
+        <w:tblStyle w:val="Table"/>
+        <w:tblLook w:firstRow="0" w:lastRow="0" w:firstColumn="0" w:lastColumn="0" w:noHBand="0" w:noVBand="0" w:val="0000"/>
+        <w:tblBorders>
+          <w:top w:val="single" w:sz="4" w:space="0" w:color="00A047"/>
+          <w:left w:val="single" w:sz="24" w:space="0" w:color="00A047"/>
+          <w:bottom w:val="single" w:sz="4" w:space="0" w:color="00A047"/>
+          <w:right w:val="single" w:sz="4" w:space="0" w:color="00A047"/>
+        </w:tblBorders>
+        <w:tblCellMar>
+          <w:left w:w="144" w:type="dxa"/>
+          <w:right w:w="144" w:type="dxa"/>
+        </w:tblCellMar>
+        <w:tblLook w:firstRow="0" w:lastRow="0" w:firstColumn="0" w:lastColumn="0" w:noHBand="0" w:noVBand="0" w:val="0000"/>
+      </w:tblPr>
+      <w:tr>
+        <w:trPr>
+          <w:cantSplit/>
+        </w:trPr>
+        <w:tc>
+          <w:tcPr>
+            <w:shd w:color="auto" w:fill="ccf1e3" w:val="clear"/>
+            <w:tcMar>
+              <w:top w:w="92" w:type="dxa"/>
+              <w:bottom w:w="92" w:type="dxa"/>
+            </w:tcMar>
+          </w:tcPr>
+          <w:p>
+            <w:pPr>
+              <w:pStyle w:val="BodyText"/>
+            </w:pPr>
+            <w:pPr>
+              <w:spacing w:before="0" w:after="0"/>
+              <w:textAlignment w:val="center"/>
+            </w:pPr>
+            <w:r>
+              <w:drawing>
+                <wp:inline>
+                  <wp:extent cx="152400" cy="152400"/>
+                  <wp:effectExtent b="0" l="0" r="0" t="0"/>
+                  <wp:docPr descr="" title="" id="19" name="Picture"/>
+                  <a:graphic>
+                    <a:graphicData uri="http://schemas.openxmlformats.org/drawingml/2006/picture">
+                      <pic:pic>
+                        <pic:nvPicPr>
+                          <pic:cNvPr descr="/Applications/Positron.app/Contents/Resources/app/quarto/share/formats/docx/tip.png" id="20" name="Picture"/>
+                          <pic:cNvPicPr>
+                            <a:picLocks noChangeArrowheads="1" noChangeAspect="1"/>
+                          </pic:cNvPicPr>
+                        </pic:nvPicPr>
+                        <pic:blipFill>
+                          <a:blip r:embed="rId15"/>
+                          <a:stretch>
+                            <a:fillRect/>
+                          </a:stretch>
+                        </pic:blipFill>
+                        <pic:spPr bwMode="auto">
+                          <a:xfrm>
+                            <a:off x="0" y="0"/>
+                            <a:ext cx="152400" cy="152400"/>
+                          </a:xfrm>
+                          <a:prstGeom prst="rect">
+                            <a:avLst/>
+                          </a:prstGeom>
+                          <a:noFill/>
+                          <a:ln w="9525">
+                            <a:noFill/>
+                            <a:headEnd/>
+                            <a:tailEnd/>
+                          </a:ln>
+                        </pic:spPr>
+                      </pic:pic>
+                    </a:graphicData>
+                  </a:graphic>
+                </wp:inline>
+              </w:drawing>
+            </w:r>
+            <w:r>
+              <w:t xml:space="preserve"> </w:t>
+            </w:r>
+            <w:r>
+              <w:t xml:space="preserve"> </w:t>
+            </w:r>
+            <w:r>
+              <w:t xml:space="preserve">Tip</w:t>
+            </w:r>
+          </w:p>
+        </w:tc>
+      </w:tr>
+      <w:tr>
+        <w:trPr>
+          <w:cantSplit/>
+        </w:trPr>
+        <w:tc>
+          <w:tcPr>
+            <w:tcMar>
+              <w:top w:w="108" w:type="dxa"/>
+              <w:bottom w:w="108" w:type="dxa"/>
+            </w:tcMar>
+          </w:tcPr>
+          <w:p>
+            <w:pPr>
+              <w:pStyle w:val="BodyText"/>
+            </w:pPr>
+            <w:pPr>
+              <w:spacing w:before="16" w:after="16"/>
+            </w:pPr>
+            <w:r>
+              <w:rPr>
+                <w:b/>
+                <w:bCs/>
+              </w:rPr>
+              <w:t xml:space="preserve">🚀 If you finish early:</w:t>
+            </w:r>
+            <w:r>
+              <w:t xml:space="preserve"> </w:t>
+            </w:r>
+            <w:r>
+              <w:t xml:space="preserve">Write a</w:t>
+            </w:r>
+            <w:r>
+              <w:t xml:space="preserve"> </w:t>
+            </w:r>
+            <w:r>
+              <w:rPr>
+                <w:rStyle w:val="VerbatimChar"/>
+              </w:rPr>
+              <w:t xml:space="preserve">case_when()</w:t>
+            </w:r>
+            <w:r>
+              <w:t xml:space="preserve"> </w:t>
+            </w:r>
+            <w:r>
+              <w:t xml:space="preserve">that uses</w:t>
+            </w:r>
+            <w:r>
+              <w:t xml:space="preserve"> </w:t>
+            </w:r>
+            <w:r>
+              <w:rPr>
+                <w:b/>
+                <w:bCs/>
+              </w:rPr>
+              <w:t xml:space="preserve">two</w:t>
+            </w:r>
+            <w:r>
+              <w:t xml:space="preserve"> </w:t>
+            </w:r>
+            <w:r>
+              <w:t xml:space="preserve">conditions per row (e.g.,</w:t>
+            </w:r>
+            <w:r>
+              <w:t xml:space="preserve"> </w:t>
+            </w:r>
+            <w:r>
+              <w:rPr>
+                <w:rStyle w:val="VerbatimChar"/>
+              </w:rPr>
+              <w:t xml:space="preserve">n_s == "n" &amp; length_mm &gt; 20 ~ "long lee"</w:t>
+            </w:r>
+            <w:r>
+              <w:t xml:space="preserve">) to build a combined category.</w:t>
+            </w:r>
+          </w:p>
+          <w:p/>
+        </w:tc>
+      </w:tr>
+    </w:tbl>
     <w:p>
       <w:r>
         <w:pict>
@@ -1737,14 +3325,29 @@
         </w:pict>
       </w:r>
     </w:p>
-    <w:bookmarkEnd w:id="18"/>
-    <w:bookmarkStart w:id="19" w:name="part-6-the-full-pipeline"/>
+    <w:bookmarkEnd w:id="21"/>
+    <w:bookmarkStart w:id="22" w:name="part-5-arrange-sorting-rows"/>
     <w:p>
       <w:pPr>
         <w:pStyle w:val="Heading1"/>
       </w:pPr>
       <w:r>
-        <w:t xml:space="preserve">Part 6 · The full pipeline</w:t>
+        <w:t xml:space="preserve">Part 5 ·</w:t>
+      </w:r>
+      <w:r>
+        <w:t xml:space="preserve"> </w:t>
+      </w:r>
+      <w:r>
+        <w:rPr>
+          <w:rStyle w:val="VerbatimChar"/>
+        </w:rPr>
+        <w:t xml:space="preserve">arrange()</w:t>
+      </w:r>
+      <w:r>
+        <w:t xml:space="preserve"> </w:t>
+      </w:r>
+      <w:r>
+        <w:t xml:space="preserve">— sorting rows</w:t>
       </w:r>
     </w:p>
     <w:p>
@@ -1767,19 +3370,7 @@
         <w:rPr>
           <w:rStyle w:val="NormalTok"/>
         </w:rPr>
-        <w:t xml:space="preserve">pine_wrangled_df </w:t>
-      </w:r>
-      <w:r>
-        <w:rPr>
-          <w:rStyle w:val="OtherTok"/>
-        </w:rPr>
-        <w:t xml:space="preserve">&lt;-</w:t>
-      </w:r>
-      <w:r>
-        <w:rPr>
-          <w:rStyle w:val="NormalTok"/>
-        </w:rPr>
-        <w:t xml:space="preserve"> pine_csv_df </w:t>
+        <w:t xml:space="preserve">pine_csv_df </w:t>
       </w:r>
       <w:r>
         <w:rPr>
@@ -1788,222 +3379,60 @@
         <w:t xml:space="preserve">|&gt;</w:t>
       </w:r>
       <w:r>
+        <w:rPr>
+          <w:rStyle w:val="NormalTok"/>
+        </w:rPr>
+        <w:t xml:space="preserve"> </w:t>
+      </w:r>
+      <w:r>
+        <w:rPr>
+          <w:rStyle w:val="FunctionTok"/>
+        </w:rPr>
+        <w:t xml:space="preserve">arrange</w:t>
+      </w:r>
+      <w:r>
+        <w:rPr>
+          <w:rStyle w:val="NormalTok"/>
+        </w:rPr>
+        <w:t xml:space="preserve">(length_mm)</w:t>
+      </w:r>
+      <w:r>
         <w:br/>
       </w:r>
       <w:r>
         <w:rPr>
           <w:rStyle w:val="NormalTok"/>
         </w:rPr>
-        <w:t xml:space="preserve">  </w:t>
+        <w:t xml:space="preserve">pine_csv_df </w:t>
+      </w:r>
+      <w:r>
+        <w:rPr>
+          <w:rStyle w:val="SpecialCharTok"/>
+        </w:rPr>
+        <w:t xml:space="preserve">|&gt;</w:t>
+      </w:r>
+      <w:r>
+        <w:rPr>
+          <w:rStyle w:val="NormalTok"/>
+        </w:rPr>
+        <w:t xml:space="preserve"> </w:t>
       </w:r>
       <w:r>
         <w:rPr>
           <w:rStyle w:val="FunctionTok"/>
         </w:rPr>
-        <w:t xml:space="preserve">filter</w:t>
-      </w:r>
-      <w:r>
-        <w:rPr>
-          <w:rStyle w:val="NormalTok"/>
-        </w:rPr>
-        <w:t xml:space="preserve">(length_mm </w:t>
-      </w:r>
-      <w:r>
-        <w:rPr>
-          <w:rStyle w:val="SpecialCharTok"/>
-        </w:rPr>
-        <w:t xml:space="preserve">&gt;</w:t>
-      </w:r>
-      <w:r>
-        <w:rPr>
-          <w:rStyle w:val="NormalTok"/>
-        </w:rPr>
-        <w:t xml:space="preserve"> </w:t>
-      </w:r>
-      <w:r>
-        <w:rPr>
-          <w:rStyle w:val="DecValTok"/>
-        </w:rPr>
-        <w:t xml:space="preserve">0</w:t>
-      </w:r>
-      <w:r>
-        <w:rPr>
-          <w:rStyle w:val="NormalTok"/>
-        </w:rPr>
-        <w:t xml:space="preserve">) </w:t>
-      </w:r>
-      <w:r>
-        <w:rPr>
-          <w:rStyle w:val="SpecialCharTok"/>
-        </w:rPr>
-        <w:t xml:space="preserve">|&gt;</w:t>
-      </w:r>
-      <w:r>
-        <w:br/>
-      </w:r>
-      <w:r>
-        <w:rPr>
-          <w:rStyle w:val="NormalTok"/>
-        </w:rPr>
-        <w:t xml:space="preserve">  </w:t>
+        <w:t xml:space="preserve">arrange</w:t>
+      </w:r>
+      <w:r>
+        <w:rPr>
+          <w:rStyle w:val="NormalTok"/>
+        </w:rPr>
+        <w:t xml:space="preserve">(</w:t>
       </w:r>
       <w:r>
         <w:rPr>
           <w:rStyle w:val="FunctionTok"/>
         </w:rPr>
-        <w:t xml:space="preserve">select</w:t>
-      </w:r>
-      <w:r>
-        <w:rPr>
-          <w:rStyle w:val="NormalTok"/>
-        </w:rPr>
-        <w:t xml:space="preserve">(group, n_s, wind, length_mm) </w:t>
-      </w:r>
-      <w:r>
-        <w:rPr>
-          <w:rStyle w:val="SpecialCharTok"/>
-        </w:rPr>
-        <w:t xml:space="preserve">|&gt;</w:t>
-      </w:r>
-      <w:r>
-        <w:br/>
-      </w:r>
-      <w:r>
-        <w:rPr>
-          <w:rStyle w:val="NormalTok"/>
-        </w:rPr>
-        <w:t xml:space="preserve">  </w:t>
-      </w:r>
-      <w:r>
-        <w:rPr>
-          <w:rStyle w:val="FunctionTok"/>
-        </w:rPr>
-        <w:t xml:space="preserve">mutate</w:t>
-      </w:r>
-      <w:r>
-        <w:rPr>
-          <w:rStyle w:val="NormalTok"/>
-        </w:rPr>
-        <w:t xml:space="preserve">(</w:t>
-      </w:r>
-      <w:r>
-        <w:br/>
-      </w:r>
-      <w:r>
-        <w:rPr>
-          <w:rStyle w:val="NormalTok"/>
-        </w:rPr>
-        <w:t xml:space="preserve">    </w:t>
-      </w:r>
-      <w:r>
-        <w:rPr>
-          <w:rStyle w:val="AttributeTok"/>
-        </w:rPr>
-        <w:t xml:space="preserve">length_cm  =</w:t>
-      </w:r>
-      <w:r>
-        <w:rPr>
-          <w:rStyle w:val="NormalTok"/>
-        </w:rPr>
-        <w:t xml:space="preserve"> length_mm </w:t>
-      </w:r>
-      <w:r>
-        <w:rPr>
-          <w:rStyle w:val="SpecialCharTok"/>
-        </w:rPr>
-        <w:t xml:space="preserve">/</w:t>
-      </w:r>
-      <w:r>
-        <w:rPr>
-          <w:rStyle w:val="NormalTok"/>
-        </w:rPr>
-        <w:t xml:space="preserve"> </w:t>
-      </w:r>
-      <w:r>
-        <w:rPr>
-          <w:rStyle w:val="DecValTok"/>
-        </w:rPr>
-        <w:t xml:space="preserve">10</w:t>
-      </w:r>
-      <w:r>
-        <w:rPr>
-          <w:rStyle w:val="NormalTok"/>
-        </w:rPr>
-        <w:t xml:space="preserve">,</w:t>
-      </w:r>
-      <w:r>
-        <w:br/>
-      </w:r>
-      <w:r>
-        <w:rPr>
-          <w:rStyle w:val="NormalTok"/>
-        </w:rPr>
-        <w:t xml:space="preserve">    </w:t>
-      </w:r>
-      <w:r>
-        <w:rPr>
-          <w:rStyle w:val="AttributeTok"/>
-        </w:rPr>
-        <w:t xml:space="preserve">log_length =</w:t>
-      </w:r>
-      <w:r>
-        <w:rPr>
-          <w:rStyle w:val="NormalTok"/>
-        </w:rPr>
-        <w:t xml:space="preserve"> </w:t>
-      </w:r>
-      <w:r>
-        <w:rPr>
-          <w:rStyle w:val="FunctionTok"/>
-        </w:rPr>
-        <w:t xml:space="preserve">log</w:t>
-      </w:r>
-      <w:r>
-        <w:rPr>
-          <w:rStyle w:val="NormalTok"/>
-        </w:rPr>
-        <w:t xml:space="preserve">(length_mm)</w:t>
-      </w:r>
-      <w:r>
-        <w:br/>
-      </w:r>
-      <w:r>
-        <w:rPr>
-          <w:rStyle w:val="NormalTok"/>
-        </w:rPr>
-        <w:t xml:space="preserve">  ) </w:t>
-      </w:r>
-      <w:r>
-        <w:rPr>
-          <w:rStyle w:val="SpecialCharTok"/>
-        </w:rPr>
-        <w:t xml:space="preserve">|&gt;</w:t>
-      </w:r>
-      <w:r>
-        <w:br/>
-      </w:r>
-      <w:r>
-        <w:rPr>
-          <w:rStyle w:val="NormalTok"/>
-        </w:rPr>
-        <w:t xml:space="preserve">  </w:t>
-      </w:r>
-      <w:r>
-        <w:rPr>
-          <w:rStyle w:val="FunctionTok"/>
-        </w:rPr>
-        <w:t xml:space="preserve">arrange</w:t>
-      </w:r>
-      <w:r>
-        <w:rPr>
-          <w:rStyle w:val="NormalTok"/>
-        </w:rPr>
-        <w:t xml:space="preserve">(n_s, </w:t>
-      </w:r>
-      <w:r>
-        <w:rPr>
-          <w:rStyle w:val="FunctionTok"/>
-        </w:rPr>
         <w:t xml:space="preserve">desc</w:t>
       </w:r>
       <w:r>
@@ -2011,24 +3440,6 @@
           <w:rStyle w:val="NormalTok"/>
         </w:rPr>
         <w:t xml:space="preserve">(length_mm))</w:t>
-      </w:r>
-      <w:r>
-        <w:br/>
-      </w:r>
-      <w:r>
-        <w:br/>
-      </w:r>
-      <w:r>
-        <w:rPr>
-          <w:rStyle w:val="FunctionTok"/>
-        </w:rPr>
-        <w:t xml:space="preserve">head</w:t>
-      </w:r>
-      <w:r>
-        <w:rPr>
-          <w:rStyle w:val="NormalTok"/>
-        </w:rPr>
-        <w:t xml:space="preserve">(pine_wrangled_df)</w:t>
       </w:r>
     </w:p>
     <w:p>
@@ -2052,7 +3463,34 @@
         <w:t xml:space="preserve"> </w:t>
       </w:r>
       <w:r>
-        <w:t xml:space="preserve">In your own words, read this pipeline out loud, step by step, the way we did in lecture.</w:t>
+        <w:t xml:space="preserve">Sort the data by</w:t>
+      </w:r>
+      <w:r>
+        <w:t xml:space="preserve"> </w:t>
+      </w:r>
+      <w:r>
+        <w:rPr>
+          <w:rStyle w:val="VerbatimChar"/>
+        </w:rPr>
+        <w:t xml:space="preserve">n_s</w:t>
+      </w:r>
+      <w:r>
+        <w:t xml:space="preserve">, and within each side, by</w:t>
+      </w:r>
+      <w:r>
+        <w:t xml:space="preserve"> </w:t>
+      </w:r>
+      <w:r>
+        <w:rPr>
+          <w:rStyle w:val="VerbatimChar"/>
+        </w:rPr>
+        <w:t xml:space="preserve">length_mm</w:t>
+      </w:r>
+      <w:r>
+        <w:t xml:space="preserve"> </w:t>
+      </w:r>
+      <w:r>
+        <w:t xml:space="preserve">from longest to shortest.</w:t>
       </w:r>
     </w:p>
     <w:p>
@@ -2061,18 +3499,9 @@
       </w:pPr>
       <w:r>
         <w:rPr>
-          <w:rStyle w:val="VerbatimChar"/>
-        </w:rPr>
-        <w:t xml:space="preserve">Take pine_csv_df, then ______________________, then ______________________,</w:t>
-      </w:r>
-      <w:r>
-        <w:br/>
-      </w:r>
-      <w:r>
-        <w:rPr>
-          <w:rStyle w:val="VerbatimChar"/>
-        </w:rPr>
-        <w:t xml:space="preserve">then ______________________, then ______________________.</w:t>
+          <w:rStyle w:val="CommentTok"/>
+        </w:rPr>
+        <w:t xml:space="preserve"># Write your code here:</w:t>
       </w:r>
     </w:p>
     <w:p>
@@ -2082,14 +3511,14 @@
         </w:pict>
       </w:r>
     </w:p>
-    <w:bookmarkEnd w:id="19"/>
-    <w:bookmarkStart w:id="20" w:name="part-7-finding-duplicate-rows"/>
+    <w:bookmarkEnd w:id="22"/>
+    <w:bookmarkStart w:id="23" w:name="part-6-the-full-pipeline"/>
     <w:p>
       <w:pPr>
         <w:pStyle w:val="Heading1"/>
       </w:pPr>
       <w:r>
-        <w:t xml:space="preserve">Part 7 · Finding duplicate rows</w:t>
+        <w:t xml:space="preserve">Part 6 · The full pipeline</w:t>
       </w:r>
     </w:p>
     <w:p>
@@ -2112,7 +3541,7 @@
         <w:rPr>
           <w:rStyle w:val="NormalTok"/>
         </w:rPr>
-        <w:t xml:space="preserve">needle_check_df </w:t>
+        <w:t xml:space="preserve">pine_wrangled_df </w:t>
       </w:r>
       <w:r>
         <w:rPr>
@@ -2124,13 +3553,106 @@
         <w:rPr>
           <w:rStyle w:val="NormalTok"/>
         </w:rPr>
-        <w:t xml:space="preserve"> </w:t>
+        <w:t xml:space="preserve"> pine_csv_df </w:t>
+      </w:r>
+      <w:r>
+        <w:rPr>
+          <w:rStyle w:val="SpecialCharTok"/>
+        </w:rPr>
+        <w:t xml:space="preserve">|&gt;</w:t>
+      </w:r>
+      <w:r>
+        <w:br/>
+      </w:r>
+      <w:r>
+        <w:rPr>
+          <w:rStyle w:val="NormalTok"/>
+        </w:rPr>
+        <w:t xml:space="preserve">  </w:t>
       </w:r>
       <w:r>
         <w:rPr>
           <w:rStyle w:val="FunctionTok"/>
         </w:rPr>
-        <w:t xml:space="preserve">read_csv</w:t>
+        <w:t xml:space="preserve">filter</w:t>
+      </w:r>
+      <w:r>
+        <w:rPr>
+          <w:rStyle w:val="NormalTok"/>
+        </w:rPr>
+        <w:t xml:space="preserve">(length_mm </w:t>
+      </w:r>
+      <w:r>
+        <w:rPr>
+          <w:rStyle w:val="SpecialCharTok"/>
+        </w:rPr>
+        <w:t xml:space="preserve">&gt;</w:t>
+      </w:r>
+      <w:r>
+        <w:rPr>
+          <w:rStyle w:val="NormalTok"/>
+        </w:rPr>
+        <w:t xml:space="preserve"> </w:t>
+      </w:r>
+      <w:r>
+        <w:rPr>
+          <w:rStyle w:val="DecValTok"/>
+        </w:rPr>
+        <w:t xml:space="preserve">0</w:t>
+      </w:r>
+      <w:r>
+        <w:rPr>
+          <w:rStyle w:val="NormalTok"/>
+        </w:rPr>
+        <w:t xml:space="preserve">) </w:t>
+      </w:r>
+      <w:r>
+        <w:rPr>
+          <w:rStyle w:val="SpecialCharTok"/>
+        </w:rPr>
+        <w:t xml:space="preserve">|&gt;</w:t>
+      </w:r>
+      <w:r>
+        <w:br/>
+      </w:r>
+      <w:r>
+        <w:rPr>
+          <w:rStyle w:val="NormalTok"/>
+        </w:rPr>
+        <w:t xml:space="preserve">  </w:t>
+      </w:r>
+      <w:r>
+        <w:rPr>
+          <w:rStyle w:val="FunctionTok"/>
+        </w:rPr>
+        <w:t xml:space="preserve">select</w:t>
+      </w:r>
+      <w:r>
+        <w:rPr>
+          <w:rStyle w:val="NormalTok"/>
+        </w:rPr>
+        <w:t xml:space="preserve">(group, n_s, wind, length_mm) </w:t>
+      </w:r>
+      <w:r>
+        <w:rPr>
+          <w:rStyle w:val="SpecialCharTok"/>
+        </w:rPr>
+        <w:t xml:space="preserve">|&gt;</w:t>
+      </w:r>
+      <w:r>
+        <w:br/>
+      </w:r>
+      <w:r>
+        <w:rPr>
+          <w:rStyle w:val="NormalTok"/>
+        </w:rPr>
+        <w:t xml:space="preserve">  </w:t>
+      </w:r>
+      <w:r>
+        <w:rPr>
+          <w:rStyle w:val="FunctionTok"/>
+        </w:rPr>
+        <w:t xml:space="preserve">mutate</w:t>
       </w:r>
       <w:r>
         <w:rPr>
@@ -2139,49 +3661,343 @@
         <w:t xml:space="preserve">(</w:t>
       </w:r>
       <w:r>
+        <w:br/>
+      </w:r>
+      <w:r>
+        <w:rPr>
+          <w:rStyle w:val="NormalTok"/>
+        </w:rPr>
+        <w:t xml:space="preserve">    </w:t>
+      </w:r>
+      <w:r>
+        <w:rPr>
+          <w:rStyle w:val="AttributeTok"/>
+        </w:rPr>
+        <w:t xml:space="preserve">length_cm  =</w:t>
+      </w:r>
+      <w:r>
+        <w:rPr>
+          <w:rStyle w:val="NormalTok"/>
+        </w:rPr>
+        <w:t xml:space="preserve"> length_mm </w:t>
+      </w:r>
+      <w:r>
+        <w:rPr>
+          <w:rStyle w:val="SpecialCharTok"/>
+        </w:rPr>
+        <w:t xml:space="preserve">/</w:t>
+      </w:r>
+      <w:r>
+        <w:rPr>
+          <w:rStyle w:val="NormalTok"/>
+        </w:rPr>
+        <w:t xml:space="preserve"> </w:t>
+      </w:r>
+      <w:r>
+        <w:rPr>
+          <w:rStyle w:val="DecValTok"/>
+        </w:rPr>
+        <w:t xml:space="preserve">10</w:t>
+      </w:r>
+      <w:r>
+        <w:rPr>
+          <w:rStyle w:val="NormalTok"/>
+        </w:rPr>
+        <w:t xml:space="preserve">,</w:t>
+      </w:r>
+      <w:r>
+        <w:br/>
+      </w:r>
+      <w:r>
+        <w:rPr>
+          <w:rStyle w:val="NormalTok"/>
+        </w:rPr>
+        <w:t xml:space="preserve">    </w:t>
+      </w:r>
+      <w:r>
+        <w:rPr>
+          <w:rStyle w:val="AttributeTok"/>
+        </w:rPr>
+        <w:t xml:space="preserve">log_length =</w:t>
+      </w:r>
+      <w:r>
+        <w:rPr>
+          <w:rStyle w:val="NormalTok"/>
+        </w:rPr>
+        <w:t xml:space="preserve"> </w:t>
+      </w:r>
+      <w:r>
+        <w:rPr>
+          <w:rStyle w:val="FunctionTok"/>
+        </w:rPr>
+        <w:t xml:space="preserve">log</w:t>
+      </w:r>
+      <w:r>
+        <w:rPr>
+          <w:rStyle w:val="NormalTok"/>
+        </w:rPr>
+        <w:t xml:space="preserve">(length_mm),</w:t>
+      </w:r>
+      <w:r>
+        <w:br/>
+      </w:r>
+      <w:r>
+        <w:rPr>
+          <w:rStyle w:val="NormalTok"/>
+        </w:rPr>
+        <w:t xml:space="preserve">    </w:t>
+      </w:r>
+      <w:r>
+        <w:rPr>
+          <w:rStyle w:val="AttributeTok"/>
+        </w:rPr>
+        <w:t xml:space="preserve">size_class =</w:t>
+      </w:r>
+      <w:r>
+        <w:rPr>
+          <w:rStyle w:val="NormalTok"/>
+        </w:rPr>
+        <w:t xml:space="preserve"> </w:t>
+      </w:r>
+      <w:r>
+        <w:rPr>
+          <w:rStyle w:val="FunctionTok"/>
+        </w:rPr>
+        <w:t xml:space="preserve">case_when</w:t>
+      </w:r>
+      <w:r>
+        <w:rPr>
+          <w:rStyle w:val="NormalTok"/>
+        </w:rPr>
+        <w:t xml:space="preserve">(</w:t>
+      </w:r>
+      <w:r>
+        <w:br/>
+      </w:r>
+      <w:r>
+        <w:rPr>
+          <w:rStyle w:val="NormalTok"/>
+        </w:rPr>
+        <w:t xml:space="preserve">      length_mm </w:t>
+      </w:r>
+      <w:r>
+        <w:rPr>
+          <w:rStyle w:val="SpecialCharTok"/>
+        </w:rPr>
+        <w:t xml:space="preserve">&lt;</w:t>
+      </w:r>
+      <w:r>
+        <w:rPr>
+          <w:rStyle w:val="NormalTok"/>
+        </w:rPr>
+        <w:t xml:space="preserve"> </w:t>
+      </w:r>
+      <w:r>
+        <w:rPr>
+          <w:rStyle w:val="DecValTok"/>
+        </w:rPr>
+        <w:t xml:space="preserve">16</w:t>
+      </w:r>
+      <w:r>
+        <w:rPr>
+          <w:rStyle w:val="NormalTok"/>
+        </w:rPr>
+        <w:t xml:space="preserve"> </w:t>
+      </w:r>
+      <w:r>
+        <w:rPr>
+          <w:rStyle w:val="SpecialCharTok"/>
+        </w:rPr>
+        <w:t xml:space="preserve">~</w:t>
+      </w:r>
+      <w:r>
+        <w:rPr>
+          <w:rStyle w:val="NormalTok"/>
+        </w:rPr>
+        <w:t xml:space="preserve"> </w:t>
+      </w:r>
+      <w:r>
         <w:rPr>
           <w:rStyle w:val="StringTok"/>
         </w:rPr>
-        <w:t xml:space="preserve">"data/pine_needles_error.csv"</w:t>
-      </w:r>
-      <w:r>
-        <w:rPr>
-          <w:rStyle w:val="NormalTok"/>
-        </w:rPr>
-        <w:t xml:space="preserve">)</w:t>
+        <w:t xml:space="preserve">"short"</w:t>
+      </w:r>
+      <w:r>
+        <w:rPr>
+          <w:rStyle w:val="NormalTok"/>
+        </w:rPr>
+        <w:t xml:space="preserve">,</w:t>
       </w:r>
       <w:r>
         <w:br/>
       </w:r>
       <w:r>
+        <w:rPr>
+          <w:rStyle w:val="NormalTok"/>
+        </w:rPr>
+        <w:t xml:space="preserve">      length_mm </w:t>
+      </w:r>
+      <w:r>
+        <w:rPr>
+          <w:rStyle w:val="SpecialCharTok"/>
+        </w:rPr>
+        <w:t xml:space="preserve">&lt;</w:t>
+      </w:r>
+      <w:r>
+        <w:rPr>
+          <w:rStyle w:val="NormalTok"/>
+        </w:rPr>
+        <w:t xml:space="preserve"> </w:t>
+      </w:r>
+      <w:r>
+        <w:rPr>
+          <w:rStyle w:val="DecValTok"/>
+        </w:rPr>
+        <w:t xml:space="preserve">20</w:t>
+      </w:r>
+      <w:r>
+        <w:rPr>
+          <w:rStyle w:val="NormalTok"/>
+        </w:rPr>
+        <w:t xml:space="preserve"> </w:t>
+      </w:r>
+      <w:r>
+        <w:rPr>
+          <w:rStyle w:val="SpecialCharTok"/>
+        </w:rPr>
+        <w:t xml:space="preserve">~</w:t>
+      </w:r>
+      <w:r>
+        <w:rPr>
+          <w:rStyle w:val="NormalTok"/>
+        </w:rPr>
+        <w:t xml:space="preserve"> </w:t>
+      </w:r>
+      <w:r>
+        <w:rPr>
+          <w:rStyle w:val="StringTok"/>
+        </w:rPr>
+        <w:t xml:space="preserve">"medium"</w:t>
+      </w:r>
+      <w:r>
+        <w:rPr>
+          <w:rStyle w:val="NormalTok"/>
+        </w:rPr>
+        <w:t xml:space="preserve">,</w:t>
+      </w:r>
+      <w:r>
         <w:br/>
       </w:r>
       <w:r>
         <w:rPr>
+          <w:rStyle w:val="NormalTok"/>
+        </w:rPr>
+        <w:t xml:space="preserve">      </w:t>
+      </w:r>
+      <w:r>
+        <w:rPr>
+          <w:rStyle w:val="ConstantTok"/>
+        </w:rPr>
+        <w:t xml:space="preserve">TRUE</w:t>
+      </w:r>
+      <w:r>
+        <w:rPr>
+          <w:rStyle w:val="NormalTok"/>
+        </w:rPr>
+        <w:t xml:space="preserve">           </w:t>
+      </w:r>
+      <w:r>
+        <w:rPr>
+          <w:rStyle w:val="SpecialCharTok"/>
+        </w:rPr>
+        <w:t xml:space="preserve">~</w:t>
+      </w:r>
+      <w:r>
+        <w:rPr>
+          <w:rStyle w:val="NormalTok"/>
+        </w:rPr>
+        <w:t xml:space="preserve"> </w:t>
+      </w:r>
+      <w:r>
+        <w:rPr>
+          <w:rStyle w:val="StringTok"/>
+        </w:rPr>
+        <w:t xml:space="preserve">"long"</w:t>
+      </w:r>
+      <w:r>
+        <w:br/>
+      </w:r>
+      <w:r>
+        <w:rPr>
+          <w:rStyle w:val="NormalTok"/>
+        </w:rPr>
+        <w:t xml:space="preserve">    )</w:t>
+      </w:r>
+      <w:r>
+        <w:br/>
+      </w:r>
+      <w:r>
+        <w:rPr>
+          <w:rStyle w:val="NormalTok"/>
+        </w:rPr>
+        <w:t xml:space="preserve">  ) </w:t>
+      </w:r>
+      <w:r>
+        <w:rPr>
+          <w:rStyle w:val="SpecialCharTok"/>
+        </w:rPr>
+        <w:t xml:space="preserve">|&gt;</w:t>
+      </w:r>
+      <w:r>
+        <w:br/>
+      </w:r>
+      <w:r>
+        <w:rPr>
+          <w:rStyle w:val="NormalTok"/>
+        </w:rPr>
+        <w:t xml:space="preserve">  </w:t>
+      </w:r>
+      <w:r>
+        <w:rPr>
           <w:rStyle w:val="FunctionTok"/>
         </w:rPr>
-        <w:t xml:space="preserve">nrow</w:t>
-      </w:r>
-      <w:r>
-        <w:rPr>
-          <w:rStyle w:val="NormalTok"/>
-        </w:rPr>
-        <w:t xml:space="preserve">(needle_check_df)</w:t>
+        <w:t xml:space="preserve">arrange</w:t>
+      </w:r>
+      <w:r>
+        <w:rPr>
+          <w:rStyle w:val="NormalTok"/>
+        </w:rPr>
+        <w:t xml:space="preserve">(n_s, </w:t>
+      </w:r>
+      <w:r>
+        <w:rPr>
+          <w:rStyle w:val="FunctionTok"/>
+        </w:rPr>
+        <w:t xml:space="preserve">desc</w:t>
+      </w:r>
+      <w:r>
+        <w:rPr>
+          <w:rStyle w:val="NormalTok"/>
+        </w:rPr>
+        <w:t xml:space="preserve">(length_mm))</w:t>
       </w:r>
       <w:r>
         <w:br/>
       </w:r>
       <w:r>
+        <w:br/>
+      </w:r>
+      <w:r>
         <w:rPr>
           <w:rStyle w:val="FunctionTok"/>
         </w:rPr>
-        <w:t xml:space="preserve">n_distinct</w:t>
-      </w:r>
-      <w:r>
-        <w:rPr>
-          <w:rStyle w:val="NormalTok"/>
-        </w:rPr>
-        <w:t xml:space="preserve">(needle_check_df)</w:t>
+        <w:t xml:space="preserve">head</w:t>
+      </w:r>
+      <w:r>
+        <w:rPr>
+          <w:rStyle w:val="NormalTok"/>
+        </w:rPr>
+        <w:t xml:space="preserve">(pine_wrangled_df)</w:t>
       </w:r>
     </w:p>
     <w:p>
@@ -2205,58 +4021,7 @@
         <w:t xml:space="preserve"> </w:t>
       </w:r>
       <w:r>
-        <w:t xml:space="preserve">Do</w:t>
-      </w:r>
-      <w:r>
-        <w:t xml:space="preserve"> </w:t>
-      </w:r>
-      <w:r>
-        <w:rPr>
-          <w:rStyle w:val="VerbatimChar"/>
-        </w:rPr>
-        <w:t xml:space="preserve">nrow()</w:t>
-      </w:r>
-      <w:r>
-        <w:t xml:space="preserve"> </w:t>
-      </w:r>
-      <w:r>
-        <w:t xml:space="preserve">and</w:t>
-      </w:r>
-      <w:r>
-        <w:t xml:space="preserve"> </w:t>
-      </w:r>
-      <w:r>
-        <w:rPr>
-          <w:rStyle w:val="VerbatimChar"/>
-        </w:rPr>
-        <w:t xml:space="preserve">n_distinct()</w:t>
-      </w:r>
-      <w:r>
-        <w:t xml:space="preserve"> </w:t>
-      </w:r>
-      <w:r>
-        <w:t xml:space="preserve">match? What does that tell you?</w:t>
-      </w:r>
-      <w:r>
-        <w:t xml:space="preserve"> </w:t>
-      </w:r>
-      <w:r>
-        <w:rPr>
-          <w:rStyle w:val="VerbatimChar"/>
-        </w:rPr>
-        <w:t xml:space="preserve">________________________</w:t>
-      </w:r>
-    </w:p>
-    <w:p>
-      <w:pPr>
-        <w:pStyle w:val="BodyText"/>
-      </w:pPr>
-      <w:r>
-        <w:rPr>
-          <w:b/>
-          <w:bCs/>
-        </w:rPr>
-        <w:t xml:space="preserve">▶ Run this:</w:t>
+        <w:t xml:space="preserve">In your own words, read this pipeline out loud, step by step, the way we did in lecture.</w:t>
       </w:r>
     </w:p>
     <w:p>
@@ -2265,208 +4030,18 @@
       </w:pPr>
       <w:r>
         <w:rPr>
-          <w:rStyle w:val="NormalTok"/>
-        </w:rPr>
-        <w:t xml:space="preserve">needle_check_df </w:t>
-      </w:r>
-      <w:r>
-        <w:rPr>
-          <w:rStyle w:val="SpecialCharTok"/>
-        </w:rPr>
-        <w:t xml:space="preserve">|&gt;</w:t>
-      </w:r>
-      <w:r>
-        <w:rPr>
-          <w:rStyle w:val="NormalTok"/>
-        </w:rPr>
-        <w:t xml:space="preserve"> </w:t>
-      </w:r>
-      <w:r>
-        <w:rPr>
-          <w:rStyle w:val="FunctionTok"/>
-        </w:rPr>
-        <w:t xml:space="preserve">filter</w:t>
-      </w:r>
-      <w:r>
-        <w:rPr>
-          <w:rStyle w:val="NormalTok"/>
-        </w:rPr>
-        <w:t xml:space="preserve">(</w:t>
-      </w:r>
-      <w:r>
-        <w:rPr>
-          <w:rStyle w:val="FunctionTok"/>
-        </w:rPr>
-        <w:t xml:space="preserve">duplicated</w:t>
-      </w:r>
-      <w:r>
-        <w:rPr>
-          <w:rStyle w:val="NormalTok"/>
-        </w:rPr>
-        <w:t xml:space="preserve">(needle_check_df))</w:t>
+          <w:rStyle w:val="VerbatimChar"/>
+        </w:rPr>
+        <w:t xml:space="preserve">Take pine_csv_df, then ______________________, then ______________________,</w:t>
       </w:r>
       <w:r>
         <w:br/>
       </w:r>
       <w:r>
-        <w:br/>
-      </w:r>
-      <w:r>
-        <w:rPr>
-          <w:rStyle w:val="NormalTok"/>
-        </w:rPr>
-        <w:t xml:space="preserve">needle_clean_df </w:t>
-      </w:r>
-      <w:r>
-        <w:rPr>
-          <w:rStyle w:val="OtherTok"/>
-        </w:rPr>
-        <w:t xml:space="preserve">&lt;-</w:t>
-      </w:r>
-      <w:r>
-        <w:rPr>
-          <w:rStyle w:val="NormalTok"/>
-        </w:rPr>
-        <w:t xml:space="preserve"> needle_check_df </w:t>
-      </w:r>
-      <w:r>
-        <w:rPr>
-          <w:rStyle w:val="SpecialCharTok"/>
-        </w:rPr>
-        <w:t xml:space="preserve">|&gt;</w:t>
-      </w:r>
-      <w:r>
-        <w:rPr>
-          <w:rStyle w:val="NormalTok"/>
-        </w:rPr>
-        <w:t xml:space="preserve"> </w:t>
-      </w:r>
-      <w:r>
-        <w:rPr>
-          <w:rStyle w:val="FunctionTok"/>
-        </w:rPr>
-        <w:t xml:space="preserve">distinct</w:t>
-      </w:r>
-      <w:r>
-        <w:rPr>
-          <w:rStyle w:val="NormalTok"/>
-        </w:rPr>
-        <w:t xml:space="preserve">()</w:t>
-      </w:r>
-      <w:r>
-        <w:br/>
-      </w:r>
-      <w:r>
-        <w:br/>
-      </w:r>
-      <w:r>
-        <w:rPr>
-          <w:rStyle w:val="FunctionTok"/>
-        </w:rPr>
-        <w:t xml:space="preserve">nrow</w:t>
-      </w:r>
-      <w:r>
-        <w:rPr>
-          <w:rStyle w:val="NormalTok"/>
-        </w:rPr>
-        <w:t xml:space="preserve">(needle_clean_df)</w:t>
-      </w:r>
-    </w:p>
-    <w:p>
-      <w:pPr>
-        <w:pStyle w:val="FirstParagraph"/>
-      </w:pPr>
-      <w:r>
-        <w:t xml:space="preserve">✏️</w:t>
-      </w:r>
-      <w:r>
-        <w:t xml:space="preserve"> </w:t>
-      </w:r>
-      <w:r>
-        <w:rPr>
-          <w:b/>
-          <w:bCs/>
-        </w:rPr>
-        <w:t xml:space="preserve">Your turn:</w:t>
-      </w:r>
-      <w:r>
-        <w:t xml:space="preserve"> </w:t>
-      </w:r>
-      <w:r>
-        <w:t xml:space="preserve">How many rows did</w:t>
-      </w:r>
-      <w:r>
-        <w:t xml:space="preserve"> </w:t>
-      </w:r>
-      <w:r>
-        <w:rPr>
-          <w:rStyle w:val="VerbatimChar"/>
-        </w:rPr>
-        <w:t xml:space="preserve">distinct()</w:t>
-      </w:r>
-      <w:r>
-        <w:t xml:space="preserve"> </w:t>
-      </w:r>
-      <w:r>
-        <w:t xml:space="preserve">remove? Why does this matter for the sample size you’d report?</w:t>
-      </w:r>
-      <w:r>
-        <w:t xml:space="preserve"> </w:t>
-      </w:r>
-      <w:r>
-        <w:rPr>
-          <w:rStyle w:val="VerbatimChar"/>
-        </w:rPr>
-        <w:t xml:space="preserve">________________________</w:t>
-      </w:r>
-    </w:p>
-    <w:p>
-      <w:pPr>
-        <w:pStyle w:val="BlockText"/>
-      </w:pPr>
-      <w:r>
-        <w:t xml:space="preserve">⚠️</w:t>
-      </w:r>
-      <w:r>
-        <w:t xml:space="preserve"> </w:t>
-      </w:r>
-      <w:r>
-        <w:rPr>
-          <w:b/>
-          <w:bCs/>
-        </w:rPr>
-        <w:t xml:space="preserve">Watch out!</w:t>
-      </w:r>
-      <w:r>
-        <w:t xml:space="preserve"> </w:t>
-      </w:r>
-      <w:r>
-        <w:rPr>
-          <w:rStyle w:val="VerbatimChar"/>
-        </w:rPr>
-        <w:t xml:space="preserve">distinct()</w:t>
-      </w:r>
-      <w:r>
-        <w:t xml:space="preserve"> </w:t>
-      </w:r>
-      <w:r>
-        <w:t xml:space="preserve">only catches</w:t>
-      </w:r>
-      <w:r>
-        <w:t xml:space="preserve"> </w:t>
-      </w:r>
-      <w:r>
-        <w:rPr>
-          <w:i/>
-          <w:iCs/>
-        </w:rPr>
-        <w:t xml:space="preserve">exact</w:t>
-      </w:r>
-      <w:r>
-        <w:t xml:space="preserve"> </w:t>
-      </w:r>
-      <w:r>
-        <w:t xml:space="preserve">duplicate rows — a mistyped name won’t be caught. Always look at your data too.</w:t>
+        <w:rPr>
+          <w:rStyle w:val="VerbatimChar"/>
+        </w:rPr>
+        <w:t xml:space="preserve">then ______________________, then ______________________.</w:t>
       </w:r>
     </w:p>
     <w:p>
@@ -2476,23 +4051,14 @@
         </w:pict>
       </w:r>
     </w:p>
-    <w:bookmarkEnd w:id="20"/>
-    <w:bookmarkStart w:id="21" w:name="part-8-saving-your-work-with-write_csv"/>
+    <w:bookmarkEnd w:id="23"/>
+    <w:bookmarkStart w:id="24" w:name="part-7-finding-duplicate-rows"/>
     <w:p>
       <w:pPr>
         <w:pStyle w:val="Heading1"/>
       </w:pPr>
       <w:r>
-        <w:t xml:space="preserve">Part 8 · Saving your work with</w:t>
-      </w:r>
-      <w:r>
-        <w:t xml:space="preserve"> </w:t>
-      </w:r>
-      <w:r>
-        <w:rPr>
-          <w:rStyle w:val="VerbatimChar"/>
-        </w:rPr>
-        <w:t xml:space="preserve">write_csv()</w:t>
+        <w:t xml:space="preserve">Part 7 · Finding duplicate rows</w:t>
       </w:r>
     </w:p>
     <w:p>
@@ -2513,21 +4079,39 @@
       </w:pPr>
       <w:r>
         <w:rPr>
+          <w:rStyle w:val="NormalTok"/>
+        </w:rPr>
+        <w:t xml:space="preserve">needle_check_df </w:t>
+      </w:r>
+      <w:r>
+        <w:rPr>
+          <w:rStyle w:val="OtherTok"/>
+        </w:rPr>
+        <w:t xml:space="preserve">&lt;-</w:t>
+      </w:r>
+      <w:r>
+        <w:rPr>
+          <w:rStyle w:val="NormalTok"/>
+        </w:rPr>
+        <w:t xml:space="preserve"> </w:t>
+      </w:r>
+      <w:r>
+        <w:rPr>
           <w:rStyle w:val="FunctionTok"/>
         </w:rPr>
-        <w:t xml:space="preserve">write_csv</w:t>
-      </w:r>
-      <w:r>
-        <w:rPr>
-          <w:rStyle w:val="NormalTok"/>
-        </w:rPr>
-        <w:t xml:space="preserve">(pine_wrangled_df, </w:t>
+        <w:t xml:space="preserve">read_csv</w:t>
+      </w:r>
+      <w:r>
+        <w:rPr>
+          <w:rStyle w:val="NormalTok"/>
+        </w:rPr>
+        <w:t xml:space="preserve">(</w:t>
       </w:r>
       <w:r>
         <w:rPr>
           <w:rStyle w:val="StringTok"/>
         </w:rPr>
-        <w:t xml:space="preserve">"data/pine_needles_wrangled.csv"</w:t>
+        <w:t xml:space="preserve">"data/pine_needles_error.csv"</w:t>
       </w:r>
       <w:r>
         <w:rPr>
@@ -2535,45 +4119,43 @@
         </w:rPr>
         <w:t xml:space="preserve">)</w:t>
       </w:r>
+      <w:r>
+        <w:br/>
+      </w:r>
+      <w:r>
+        <w:br/>
+      </w:r>
+      <w:r>
+        <w:rPr>
+          <w:rStyle w:val="FunctionTok"/>
+        </w:rPr>
+        <w:t xml:space="preserve">nrow</w:t>
+      </w:r>
+      <w:r>
+        <w:rPr>
+          <w:rStyle w:val="NormalTok"/>
+        </w:rPr>
+        <w:t xml:space="preserve">(needle_check_df)</w:t>
+      </w:r>
+      <w:r>
+        <w:br/>
+      </w:r>
+      <w:r>
+        <w:rPr>
+          <w:rStyle w:val="FunctionTok"/>
+        </w:rPr>
+        <w:t xml:space="preserve">n_distinct</w:t>
+      </w:r>
+      <w:r>
+        <w:rPr>
+          <w:rStyle w:val="NormalTok"/>
+        </w:rPr>
+        <w:t xml:space="preserve">(needle_check_df)</w:t>
+      </w:r>
     </w:p>
     <w:p>
       <w:pPr>
         <w:pStyle w:val="FirstParagraph"/>
-      </w:pPr>
-      <w:r>
-        <w:t xml:space="preserve">Check your</w:t>
-      </w:r>
-      <w:r>
-        <w:t xml:space="preserve"> </w:t>
-      </w:r>
-      <w:r>
-        <w:rPr>
-          <w:rStyle w:val="VerbatimChar"/>
-        </w:rPr>
-        <w:t xml:space="preserve">data/</w:t>
-      </w:r>
-      <w:r>
-        <w:t xml:space="preserve"> </w:t>
-      </w:r>
-      <w:r>
-        <w:t xml:space="preserve">folder — the new CSV should be there, alongside (not instead of) the raw</w:t>
-      </w:r>
-      <w:r>
-        <w:t xml:space="preserve"> </w:t>
-      </w:r>
-      <w:r>
-        <w:rPr>
-          <w:rStyle w:val="VerbatimChar"/>
-        </w:rPr>
-        <w:t xml:space="preserve">pine_needles.csv</w:t>
-      </w:r>
-      <w:r>
-        <w:t xml:space="preserve">.</w:t>
-      </w:r>
-    </w:p>
-    <w:p>
-      <w:pPr>
-        <w:pStyle w:val="BodyText"/>
       </w:pPr>
       <w:r>
         <w:t xml:space="preserve">✏️</w:t>
@@ -2592,69 +4174,268 @@
         <w:t xml:space="preserve"> </w:t>
       </w:r>
       <w:r>
-        <w:t xml:space="preserve">Save your cleaned</w:t>
-      </w:r>
-      <w:r>
-        <w:t xml:space="preserve"> </w:t>
-      </w:r>
-      <w:r>
-        <w:rPr>
-          <w:rStyle w:val="VerbatimChar"/>
-        </w:rPr>
-        <w:t xml:space="preserve">needle_clean_df</w:t>
-      </w:r>
-      <w:r>
-        <w:t xml:space="preserve"> </w:t>
-      </w:r>
-      <w:r>
-        <w:t xml:space="preserve">from Part 7 to</w:t>
-      </w:r>
-      <w:r>
-        <w:t xml:space="preserve"> </w:t>
-      </w:r>
-      <w:r>
-        <w:rPr>
-          <w:rStyle w:val="VerbatimChar"/>
-        </w:rPr>
-        <w:t xml:space="preserve">data/pine_needles_error_clean.csv</w:t>
-      </w:r>
-      <w:r>
-        <w:t xml:space="preserve">.</w:t>
-      </w:r>
-    </w:p>
-    <w:p>
-      <w:pPr>
-        <w:pStyle w:val="SourceCode"/>
-      </w:pPr>
-      <w:r>
-        <w:rPr>
-          <w:rStyle w:val="CommentTok"/>
-        </w:rPr>
-        <w:t xml:space="preserve"># Write your code here:</w:t>
-      </w:r>
-    </w:p>
-    <w:p>
-      <w:pPr>
-        <w:pStyle w:val="BlockText"/>
-      </w:pPr>
-      <w:r>
-        <w:t xml:space="preserve">⚠️</w:t>
-      </w:r>
-      <w:r>
-        <w:t xml:space="preserve"> </w:t>
-      </w:r>
+        <w:t xml:space="preserve">Do</w:t>
+      </w:r>
+      <w:r>
+        <w:t xml:space="preserve"> </w:t>
+      </w:r>
+      <w:r>
+        <w:rPr>
+          <w:rStyle w:val="VerbatimChar"/>
+        </w:rPr>
+        <w:t xml:space="preserve">nrow()</w:t>
+      </w:r>
+      <w:r>
+        <w:t xml:space="preserve"> </w:t>
+      </w:r>
+      <w:r>
+        <w:t xml:space="preserve">and</w:t>
+      </w:r>
+      <w:r>
+        <w:t xml:space="preserve"> </w:t>
+      </w:r>
+      <w:r>
+        <w:rPr>
+          <w:rStyle w:val="VerbatimChar"/>
+        </w:rPr>
+        <w:t xml:space="preserve">n_distinct()</w:t>
+      </w:r>
+      <w:r>
+        <w:t xml:space="preserve"> </w:t>
+      </w:r>
+      <w:r>
+        <w:t xml:space="preserve">match? What does that tell you?</w:t>
+      </w:r>
+      <w:r>
+        <w:t xml:space="preserve"> </w:t>
+      </w:r>
+      <w:r>
+        <w:rPr>
+          <w:rStyle w:val="VerbatimChar"/>
+        </w:rPr>
+        <w:t xml:space="preserve">________________________</w:t>
+      </w:r>
+    </w:p>
+    <w:p>
+      <w:pPr>
+        <w:pStyle w:val="BodyText"/>
+      </w:pPr>
       <w:r>
         <w:rPr>
           <w:b/>
           <w:bCs/>
         </w:rPr>
+        <w:t xml:space="preserve">▶ Run this:</w:t>
+      </w:r>
+    </w:p>
+    <w:p>
+      <w:pPr>
+        <w:pStyle w:val="SourceCode"/>
+      </w:pPr>
+      <w:r>
+        <w:rPr>
+          <w:rStyle w:val="NormalTok"/>
+        </w:rPr>
+        <w:t xml:space="preserve">needle_check_df </w:t>
+      </w:r>
+      <w:r>
+        <w:rPr>
+          <w:rStyle w:val="SpecialCharTok"/>
+        </w:rPr>
+        <w:t xml:space="preserve">|&gt;</w:t>
+      </w:r>
+      <w:r>
+        <w:rPr>
+          <w:rStyle w:val="NormalTok"/>
+        </w:rPr>
+        <w:t xml:space="preserve"> </w:t>
+      </w:r>
+      <w:r>
+        <w:rPr>
+          <w:rStyle w:val="FunctionTok"/>
+        </w:rPr>
+        <w:t xml:space="preserve">filter</w:t>
+      </w:r>
+      <w:r>
+        <w:rPr>
+          <w:rStyle w:val="NormalTok"/>
+        </w:rPr>
+        <w:t xml:space="preserve">(</w:t>
+      </w:r>
+      <w:r>
+        <w:rPr>
+          <w:rStyle w:val="FunctionTok"/>
+        </w:rPr>
+        <w:t xml:space="preserve">duplicated</w:t>
+      </w:r>
+      <w:r>
+        <w:rPr>
+          <w:rStyle w:val="NormalTok"/>
+        </w:rPr>
+        <w:t xml:space="preserve">(needle_check_df))</w:t>
+      </w:r>
+      <w:r>
+        <w:br/>
+      </w:r>
+      <w:r>
+        <w:br/>
+      </w:r>
+      <w:r>
+        <w:rPr>
+          <w:rStyle w:val="NormalTok"/>
+        </w:rPr>
+        <w:t xml:space="preserve">needle_clean_df </w:t>
+      </w:r>
+      <w:r>
+        <w:rPr>
+          <w:rStyle w:val="OtherTok"/>
+        </w:rPr>
+        <w:t xml:space="preserve">&lt;-</w:t>
+      </w:r>
+      <w:r>
+        <w:rPr>
+          <w:rStyle w:val="NormalTok"/>
+        </w:rPr>
+        <w:t xml:space="preserve"> needle_check_df </w:t>
+      </w:r>
+      <w:r>
+        <w:rPr>
+          <w:rStyle w:val="SpecialCharTok"/>
+        </w:rPr>
+        <w:t xml:space="preserve">|&gt;</w:t>
+      </w:r>
+      <w:r>
+        <w:rPr>
+          <w:rStyle w:val="NormalTok"/>
+        </w:rPr>
+        <w:t xml:space="preserve"> </w:t>
+      </w:r>
+      <w:r>
+        <w:rPr>
+          <w:rStyle w:val="FunctionTok"/>
+        </w:rPr>
+        <w:t xml:space="preserve">distinct</w:t>
+      </w:r>
+      <w:r>
+        <w:rPr>
+          <w:rStyle w:val="NormalTok"/>
+        </w:rPr>
+        <w:t xml:space="preserve">()</w:t>
+      </w:r>
+      <w:r>
+        <w:br/>
+      </w:r>
+      <w:r>
+        <w:br/>
+      </w:r>
+      <w:r>
+        <w:rPr>
+          <w:rStyle w:val="FunctionTok"/>
+        </w:rPr>
+        <w:t xml:space="preserve">nrow</w:t>
+      </w:r>
+      <w:r>
+        <w:rPr>
+          <w:rStyle w:val="NormalTok"/>
+        </w:rPr>
+        <w:t xml:space="preserve">(needle_clean_df)</w:t>
+      </w:r>
+    </w:p>
+    <w:p>
+      <w:pPr>
+        <w:pStyle w:val="FirstParagraph"/>
+      </w:pPr>
+      <w:r>
+        <w:t xml:space="preserve">✏️</w:t>
+      </w:r>
+      <w:r>
+        <w:t xml:space="preserve"> </w:t>
+      </w:r>
+      <w:r>
+        <w:rPr>
+          <w:b/>
+          <w:bCs/>
+        </w:rPr>
+        <w:t xml:space="preserve">Your turn:</w:t>
+      </w:r>
+      <w:r>
+        <w:t xml:space="preserve"> </w:t>
+      </w:r>
+      <w:r>
+        <w:t xml:space="preserve">How many rows did</w:t>
+      </w:r>
+      <w:r>
+        <w:t xml:space="preserve"> </w:t>
+      </w:r>
+      <w:r>
+        <w:rPr>
+          <w:rStyle w:val="VerbatimChar"/>
+        </w:rPr>
+        <w:t xml:space="preserve">distinct()</w:t>
+      </w:r>
+      <w:r>
+        <w:t xml:space="preserve"> </w:t>
+      </w:r>
+      <w:r>
+        <w:t xml:space="preserve">remove? Why does this matter for the sample size you’d report?</w:t>
+      </w:r>
+      <w:r>
+        <w:t xml:space="preserve"> </w:t>
+      </w:r>
+      <w:r>
+        <w:rPr>
+          <w:rStyle w:val="VerbatimChar"/>
+        </w:rPr>
+        <w:t xml:space="preserve">________________________</w:t>
+      </w:r>
+    </w:p>
+    <w:p>
+      <w:pPr>
+        <w:pStyle w:val="BlockText"/>
+      </w:pPr>
+      <w:r>
+        <w:t xml:space="preserve">⚠️</w:t>
+      </w:r>
+      <w:r>
+        <w:t xml:space="preserve"> </w:t>
+      </w:r>
+      <w:r>
+        <w:rPr>
+          <w:b/>
+          <w:bCs/>
+        </w:rPr>
         <w:t xml:space="preserve">Watch out!</w:t>
       </w:r>
       <w:r>
         <w:t xml:space="preserve"> </w:t>
       </w:r>
       <w:r>
-        <w:t xml:space="preserve">Never give a wrangled file the same name as the raw file. If your script’s output can overwrite your raw data, one accidental re-run destroys it permanently.</w:t>
+        <w:rPr>
+          <w:rStyle w:val="VerbatimChar"/>
+        </w:rPr>
+        <w:t xml:space="preserve">distinct()</w:t>
+      </w:r>
+      <w:r>
+        <w:t xml:space="preserve"> </w:t>
+      </w:r>
+      <w:r>
+        <w:t xml:space="preserve">only catches</w:t>
+      </w:r>
+      <w:r>
+        <w:t xml:space="preserve"> </w:t>
+      </w:r>
+      <w:r>
+        <w:rPr>
+          <w:i/>
+          <w:iCs/>
+        </w:rPr>
+        <w:t xml:space="preserve">exact</w:t>
+      </w:r>
+      <w:r>
+        <w:t xml:space="preserve"> </w:t>
+      </w:r>
+      <w:r>
+        <w:t xml:space="preserve">duplicate rows — a mistyped name won’t be caught. Always look at your data too.</w:t>
       </w:r>
     </w:p>
     <w:p>
@@ -2664,8 +4445,196 @@
         </w:pict>
       </w:r>
     </w:p>
-    <w:bookmarkEnd w:id="21"/>
-    <w:bookmarkStart w:id="25" w:name="part-9-review-and-checkpoint"/>
+    <w:bookmarkEnd w:id="24"/>
+    <w:bookmarkStart w:id="25" w:name="part-8-saving-your-work-with-write_csv"/>
+    <w:p>
+      <w:pPr>
+        <w:pStyle w:val="Heading1"/>
+      </w:pPr>
+      <w:r>
+        <w:t xml:space="preserve">Part 8 · Saving your work with</w:t>
+      </w:r>
+      <w:r>
+        <w:t xml:space="preserve"> </w:t>
+      </w:r>
+      <w:r>
+        <w:rPr>
+          <w:rStyle w:val="VerbatimChar"/>
+        </w:rPr>
+        <w:t xml:space="preserve">write_csv()</w:t>
+      </w:r>
+    </w:p>
+    <w:p>
+      <w:pPr>
+        <w:pStyle w:val="FirstParagraph"/>
+      </w:pPr>
+      <w:r>
+        <w:rPr>
+          <w:b/>
+          <w:bCs/>
+        </w:rPr>
+        <w:t xml:space="preserve">▶ Run this:</w:t>
+      </w:r>
+    </w:p>
+    <w:p>
+      <w:pPr>
+        <w:pStyle w:val="SourceCode"/>
+      </w:pPr>
+      <w:r>
+        <w:rPr>
+          <w:rStyle w:val="FunctionTok"/>
+        </w:rPr>
+        <w:t xml:space="preserve">write_csv</w:t>
+      </w:r>
+      <w:r>
+        <w:rPr>
+          <w:rStyle w:val="NormalTok"/>
+        </w:rPr>
+        <w:t xml:space="preserve">(pine_wrangled_df, </w:t>
+      </w:r>
+      <w:r>
+        <w:rPr>
+          <w:rStyle w:val="StringTok"/>
+        </w:rPr>
+        <w:t xml:space="preserve">"data/pine_needles_wrangled.csv"</w:t>
+      </w:r>
+      <w:r>
+        <w:rPr>
+          <w:rStyle w:val="NormalTok"/>
+        </w:rPr>
+        <w:t xml:space="preserve">)</w:t>
+      </w:r>
+    </w:p>
+    <w:p>
+      <w:pPr>
+        <w:pStyle w:val="FirstParagraph"/>
+      </w:pPr>
+      <w:r>
+        <w:t xml:space="preserve">Check your</w:t>
+      </w:r>
+      <w:r>
+        <w:t xml:space="preserve"> </w:t>
+      </w:r>
+      <w:r>
+        <w:rPr>
+          <w:rStyle w:val="VerbatimChar"/>
+        </w:rPr>
+        <w:t xml:space="preserve">data/</w:t>
+      </w:r>
+      <w:r>
+        <w:t xml:space="preserve"> </w:t>
+      </w:r>
+      <w:r>
+        <w:t xml:space="preserve">folder — the new CSV should be there, alongside (not instead of) the raw</w:t>
+      </w:r>
+      <w:r>
+        <w:t xml:space="preserve"> </w:t>
+      </w:r>
+      <w:r>
+        <w:rPr>
+          <w:rStyle w:val="VerbatimChar"/>
+        </w:rPr>
+        <w:t xml:space="preserve">pine_needles.csv</w:t>
+      </w:r>
+      <w:r>
+        <w:t xml:space="preserve">.</w:t>
+      </w:r>
+    </w:p>
+    <w:p>
+      <w:pPr>
+        <w:pStyle w:val="BodyText"/>
+      </w:pPr>
+      <w:r>
+        <w:t xml:space="preserve">✏️</w:t>
+      </w:r>
+      <w:r>
+        <w:t xml:space="preserve"> </w:t>
+      </w:r>
+      <w:r>
+        <w:rPr>
+          <w:b/>
+          <w:bCs/>
+        </w:rPr>
+        <w:t xml:space="preserve">Your turn:</w:t>
+      </w:r>
+      <w:r>
+        <w:t xml:space="preserve"> </w:t>
+      </w:r>
+      <w:r>
+        <w:t xml:space="preserve">Save your cleaned</w:t>
+      </w:r>
+      <w:r>
+        <w:t xml:space="preserve"> </w:t>
+      </w:r>
+      <w:r>
+        <w:rPr>
+          <w:rStyle w:val="VerbatimChar"/>
+        </w:rPr>
+        <w:t xml:space="preserve">needle_clean_df</w:t>
+      </w:r>
+      <w:r>
+        <w:t xml:space="preserve"> </w:t>
+      </w:r>
+      <w:r>
+        <w:t xml:space="preserve">from Part 7 to</w:t>
+      </w:r>
+      <w:r>
+        <w:t xml:space="preserve"> </w:t>
+      </w:r>
+      <w:r>
+        <w:rPr>
+          <w:rStyle w:val="VerbatimChar"/>
+        </w:rPr>
+        <w:t xml:space="preserve">data/pine_needles_error_clean.csv</w:t>
+      </w:r>
+      <w:r>
+        <w:t xml:space="preserve">.</w:t>
+      </w:r>
+    </w:p>
+    <w:p>
+      <w:pPr>
+        <w:pStyle w:val="SourceCode"/>
+      </w:pPr>
+      <w:r>
+        <w:rPr>
+          <w:rStyle w:val="CommentTok"/>
+        </w:rPr>
+        <w:t xml:space="preserve"># Write your code here:</w:t>
+      </w:r>
+    </w:p>
+    <w:p>
+      <w:pPr>
+        <w:pStyle w:val="BlockText"/>
+      </w:pPr>
+      <w:r>
+        <w:t xml:space="preserve">⚠️</w:t>
+      </w:r>
+      <w:r>
+        <w:t xml:space="preserve"> </w:t>
+      </w:r>
+      <w:r>
+        <w:rPr>
+          <w:b/>
+          <w:bCs/>
+        </w:rPr>
+        <w:t xml:space="preserve">Watch out!</w:t>
+      </w:r>
+      <w:r>
+        <w:t xml:space="preserve"> </w:t>
+      </w:r>
+      <w:r>
+        <w:t xml:space="preserve">Never give a wrangled file the same name as the raw file. If your script’s output can overwrite your raw data, one accidental re-run destroys it permanently.</w:t>
+      </w:r>
+    </w:p>
+    <w:p>
+      <w:r>
+        <w:pict>
+          <v:rect style="width:0;height:1.5pt" o:hralign="center" o:hrstd="t" o:hr="t"/>
+        </w:pict>
+      </w:r>
+    </w:p>
+    <w:bookmarkEnd w:id="25"/>
+    <w:bookmarkStart w:id="29" w:name="part-9-review-and-checkpoint"/>
     <w:p>
       <w:pPr>
         <w:pStyle w:val="Heading1"/>
@@ -2790,16 +4759,58 @@
         </w:numPr>
       </w:pPr>
       <w:r>
-        <w:t xml:space="preserve">Add a unit-converted column and a log-transformed column with</w:t>
-      </w:r>
-      <w:r>
-        <w:t xml:space="preserve"> </w:t>
-      </w:r>
-      <w:r>
-        <w:rPr>
-          <w:rStyle w:val="VerbatimChar"/>
-        </w:rPr>
-        <w:t xml:space="preserve">mutate()</w:t>
+        <w:t xml:space="preserve">Filter with</w:t>
+      </w:r>
+      <w:r>
+        <w:t xml:space="preserve"> </w:t>
+      </w:r>
+      <w:r>
+        <w:rPr>
+          <w:rStyle w:val="VerbatimChar"/>
+        </w:rPr>
+        <w:t xml:space="preserve">%in%</w:t>
+      </w:r>
+      <w:r>
+        <w:t xml:space="preserve">,</w:t>
+      </w:r>
+      <w:r>
+        <w:t xml:space="preserve"> </w:t>
+      </w:r>
+      <w:r>
+        <w:rPr>
+          <w:rStyle w:val="VerbatimChar"/>
+        </w:rPr>
+        <w:t xml:space="preserve">is.na()</w:t>
+      </w:r>
+      <w:r>
+        <w:t xml:space="preserve">/</w:t>
+      </w:r>
+      <w:r>
+        <w:rPr>
+          <w:rStyle w:val="VerbatimChar"/>
+        </w:rPr>
+        <w:t xml:space="preserve">!is.na()</w:t>
+      </w:r>
+      <w:r>
+        <w:t xml:space="preserve">, and both AND (</w:t>
+      </w:r>
+      <w:r>
+        <w:rPr>
+          <w:rStyle w:val="VerbatimChar"/>
+        </w:rPr>
+        <w:t xml:space="preserve">,</w:t>
+      </w:r>
+      <w:r>
+        <w:t xml:space="preserve">) and OR (</w:t>
+      </w:r>
+      <w:r>
+        <w:rPr>
+          <w:rStyle w:val="VerbatimChar"/>
+        </w:rPr>
+        <w:t xml:space="preserve">|</w:t>
+      </w:r>
+      <w:r>
+        <w:t xml:space="preserve">)</w:t>
       </w:r>
     </w:p>
     <w:p>
@@ -2811,16 +4822,34 @@
         </w:numPr>
       </w:pPr>
       <w:r>
-        <w:t xml:space="preserve">Chain multiple verbs into one pipeline with</w:t>
-      </w:r>
-      <w:r>
-        <w:t xml:space="preserve"> </w:t>
-      </w:r>
-      <w:r>
-        <w:rPr>
-          <w:rStyle w:val="VerbatimChar"/>
-        </w:rPr>
-        <w:t xml:space="preserve">|&gt;</w:t>
+        <w:t xml:space="preserve">Recode or bin a column with</w:t>
+      </w:r>
+      <w:r>
+        <w:t xml:space="preserve"> </w:t>
+      </w:r>
+      <w:r>
+        <w:rPr>
+          <w:rStyle w:val="VerbatimChar"/>
+        </w:rPr>
+        <w:t xml:space="preserve">case_when()</w:t>
+      </w:r>
+      <w:r>
+        <w:t xml:space="preserve">, including a</w:t>
+      </w:r>
+      <w:r>
+        <w:t xml:space="preserve"> </w:t>
+      </w:r>
+      <w:r>
+        <w:rPr>
+          <w:rStyle w:val="VerbatimChar"/>
+        </w:rPr>
+        <w:t xml:space="preserve">TRUE ~</w:t>
+      </w:r>
+      <w:r>
+        <w:t xml:space="preserve"> </w:t>
+      </w:r>
+      <w:r>
+        <w:t xml:space="preserve">catch-all</w:t>
       </w:r>
     </w:p>
     <w:p>
@@ -2832,43 +4861,16 @@
         </w:numPr>
       </w:pPr>
       <w:r>
-        <w:t xml:space="preserve">Check for duplicate rows with</w:t>
-      </w:r>
-      <w:r>
-        <w:t xml:space="preserve"> </w:t>
-      </w:r>
-      <w:r>
-        <w:rPr>
-          <w:rStyle w:val="VerbatimChar"/>
-        </w:rPr>
-        <w:t xml:space="preserve">nrow()</w:t>
-      </w:r>
-      <w:r>
-        <w:t xml:space="preserve"> </w:t>
-      </w:r>
-      <w:r>
-        <w:t xml:space="preserve">/</w:t>
-      </w:r>
-      <w:r>
-        <w:t xml:space="preserve"> </w:t>
-      </w:r>
-      <w:r>
-        <w:rPr>
-          <w:rStyle w:val="VerbatimChar"/>
-        </w:rPr>
-        <w:t xml:space="preserve">n_distinct()</w:t>
-      </w:r>
-      <w:r>
-        <w:t xml:space="preserve">, and remove them with</w:t>
-      </w:r>
-      <w:r>
-        <w:t xml:space="preserve"> </w:t>
-      </w:r>
-      <w:r>
-        <w:rPr>
-          <w:rStyle w:val="VerbatimChar"/>
-        </w:rPr>
-        <w:t xml:space="preserve">distinct()</w:t>
+        <w:t xml:space="preserve">Add a unit-converted column and a log-transformed column with</w:t>
+      </w:r>
+      <w:r>
+        <w:t xml:space="preserve"> </w:t>
+      </w:r>
+      <w:r>
+        <w:rPr>
+          <w:rStyle w:val="VerbatimChar"/>
+        </w:rPr>
+        <w:t xml:space="preserve">mutate()</w:t>
       </w:r>
     </w:p>
     <w:p>
@@ -2877,6 +4879,75 @@
         <w:numPr>
           <w:ilvl w:val="0"/>
           <w:numId w:val="1006"/>
+        </w:numPr>
+      </w:pPr>
+      <w:r>
+        <w:t xml:space="preserve">Chain multiple verbs into one pipeline with</w:t>
+      </w:r>
+      <w:r>
+        <w:t xml:space="preserve"> </w:t>
+      </w:r>
+      <w:r>
+        <w:rPr>
+          <w:rStyle w:val="VerbatimChar"/>
+        </w:rPr>
+        <w:t xml:space="preserve">|&gt;</w:t>
+      </w:r>
+    </w:p>
+    <w:p>
+      <w:pPr>
+        <w:pStyle w:val="Compact"/>
+        <w:numPr>
+          <w:ilvl w:val="0"/>
+          <w:numId w:val="1007"/>
+        </w:numPr>
+      </w:pPr>
+      <w:r>
+        <w:t xml:space="preserve">Check for duplicate rows with</w:t>
+      </w:r>
+      <w:r>
+        <w:t xml:space="preserve"> </w:t>
+      </w:r>
+      <w:r>
+        <w:rPr>
+          <w:rStyle w:val="VerbatimChar"/>
+        </w:rPr>
+        <w:t xml:space="preserve">nrow()</w:t>
+      </w:r>
+      <w:r>
+        <w:t xml:space="preserve"> </w:t>
+      </w:r>
+      <w:r>
+        <w:t xml:space="preserve">/</w:t>
+      </w:r>
+      <w:r>
+        <w:t xml:space="preserve"> </w:t>
+      </w:r>
+      <w:r>
+        <w:rPr>
+          <w:rStyle w:val="VerbatimChar"/>
+        </w:rPr>
+        <w:t xml:space="preserve">n_distinct()</w:t>
+      </w:r>
+      <w:r>
+        <w:t xml:space="preserve">, and remove them with</w:t>
+      </w:r>
+      <w:r>
+        <w:t xml:space="preserve"> </w:t>
+      </w:r>
+      <w:r>
+        <w:rPr>
+          <w:rStyle w:val="VerbatimChar"/>
+        </w:rPr>
+        <w:t xml:space="preserve">distinct()</w:t>
+      </w:r>
+    </w:p>
+    <w:p>
+      <w:pPr>
+        <w:pStyle w:val="Compact"/>
+        <w:numPr>
+          <w:ilvl w:val="0"/>
+          <w:numId w:val="1008"/>
         </w:numPr>
       </w:pPr>
       <w:r>
@@ -2987,18 +5058,18 @@
                 <wp:inline>
                   <wp:extent cx="152400" cy="152400"/>
                   <wp:effectExtent b="0" l="0" r="0" t="0"/>
-                  <wp:docPr descr="" title="" id="23" name="Picture"/>
+                  <wp:docPr descr="" title="" id="27" name="Picture"/>
                   <a:graphic>
                     <a:graphicData uri="http://schemas.openxmlformats.org/drawingml/2006/picture">
                       <pic:pic>
                         <pic:nvPicPr>
-                          <pic:cNvPr descr="/Applications/Positron.app/Contents/Resources/app/quarto/share/formats/docx/note.png" id="24" name="Picture"/>
+                          <pic:cNvPr descr="/Applications/Positron.app/Contents/Resources/app/quarto/share/formats/docx/note.png" id="28" name="Picture"/>
                           <pic:cNvPicPr>
                             <a:picLocks noChangeArrowheads="1" noChangeAspect="1"/>
                           </pic:cNvPicPr>
                         </pic:nvPicPr>
                         <pic:blipFill>
-                          <a:blip r:embed="rId22"/>
+                          <a:blip r:embed="rId26"/>
                           <a:stretch>
                             <a:fillRect/>
                           </a:stretch>
@@ -3075,7 +5146,7 @@
               <w:pStyle w:val="Compact"/>
               <w:numPr>
                 <w:ilvl w:val="0"/>
-                <w:numId w:val="1007"/>
+                <w:numId w:val="1009"/>
               </w:numPr>
             </w:pPr>
             <w:r>
@@ -3114,7 +5185,7 @@
               <w:pStyle w:val="Compact"/>
               <w:numPr>
                 <w:ilvl w:val="0"/>
-                <w:numId w:val="1007"/>
+                <w:numId w:val="1009"/>
               </w:numPr>
             </w:pPr>
             <w:r>
@@ -3132,8 +5203,8 @@
         </w:pict>
       </w:r>
     </w:p>
-    <w:bookmarkEnd w:id="25"/>
-    <w:bookmarkStart w:id="26" w:name="getting-unstuck"/>
+    <w:bookmarkEnd w:id="29"/>
+    <w:bookmarkStart w:id="30" w:name="getting-unstuck"/>
     <w:p>
       <w:pPr>
         <w:pStyle w:val="Heading1"/>
@@ -3155,7 +5226,7 @@
         <w:pStyle w:val="Compact"/>
         <w:numPr>
           <w:ilvl w:val="0"/>
-          <w:numId w:val="1008"/>
+          <w:numId w:val="1010"/>
         </w:numPr>
       </w:pPr>
       <w:r>
@@ -3177,7 +5248,7 @@
         <w:pStyle w:val="Compact"/>
         <w:numPr>
           <w:ilvl w:val="0"/>
-          <w:numId w:val="1008"/>
+          <w:numId w:val="1010"/>
         </w:numPr>
       </w:pPr>
       <w:r>
@@ -3272,7 +5343,7 @@
         <w:pStyle w:val="Compact"/>
         <w:numPr>
           <w:ilvl w:val="0"/>
-          <w:numId w:val="1008"/>
+          <w:numId w:val="1010"/>
         </w:numPr>
       </w:pPr>
       <w:r>
@@ -3293,7 +5364,7 @@
         <w:pStyle w:val="Compact"/>
         <w:numPr>
           <w:ilvl w:val="0"/>
-          <w:numId w:val="1008"/>
+          <w:numId w:val="1010"/>
         </w:numPr>
       </w:pPr>
       <w:r>
@@ -3341,7 +5412,7 @@
         </w:pict>
       </w:r>
     </w:p>
-    <w:bookmarkEnd w:id="26"/>
+    <w:bookmarkEnd w:id="30"/>
     <w:sectPr>
       <w:pgSz w:h="15840" w:w="12240"/>
       <w:pgMar w:bottom="1440" w:footer="720" w:gutter="0" w:header="720" w:left="1440" w:right="1440" w:top="1440"/>
@@ -3636,6 +5707,12 @@
     <w:abstractNumId w:val="992"/>
   </w:num>
   <w:num w:numId="1007">
+    <w:abstractNumId w:val="992"/>
+  </w:num>
+  <w:num w:numId="1008">
+    <w:abstractNumId w:val="992"/>
+  </w:num>
+  <w:num w:numId="1009">
     <w:abstractNumId w:val="99411"/>
     <w:lvlOverride w:ilvl="0">
       <w:startOverride w:val="1"/>
@@ -3665,7 +5742,7 @@
       <w:startOverride w:val="1"/>
     </w:lvlOverride>
   </w:num>
-  <w:num w:numId="1008">
+  <w:num w:numId="1010">
     <w:abstractNumId w:val="99411"/>
     <w:lvlOverride w:ilvl="0">
       <w:startOverride w:val="1"/>

--- a/docs/content/wrangling_data/wrangling_data_activity.docx
+++ b/docs/content/wrangling_data/wrangling_data_activity.docx
@@ -7,7 +7,7 @@
         <w:pStyle w:val="Title"/>
       </w:pPr>
       <w:r>
-        <w:t xml:space="preserve">Wrangling Your Data</w:t>
+        <w:t xml:space="preserve">Activity: Wrangling Your Data</w:t>
       </w:r>
     </w:p>
     <w:p>
@@ -26,13 +26,13 @@
         <w:t xml:space="preserve">Bill Perry</w:t>
       </w:r>
     </w:p>
-    <w:bookmarkStart w:id="10" w:name="worksheet-2-wrangling-your-data"/>
+    <w:bookmarkStart w:id="10" w:name="worksheet-wrangling-your-data"/>
     <w:p>
       <w:pPr>
         <w:pStyle w:val="Heading1"/>
       </w:pPr>
       <w:r>
-        <w:t xml:space="preserve">Worksheet 2: Wrangling Your Data</w:t>
+        <w:t xml:space="preserve">Worksheet: Wrangling Your Data</w:t>
       </w:r>
     </w:p>
     <w:p>
@@ -6191,7 +6191,7 @@
       <w:b/>
       <w:color w:themeColor="accent1" w:themeShade="BF" w:val="0F4761"/>
       <w:sz w:val="28"/>
-      <w:szCs w:val="40"/>
+      <w:szCs w:val="28"/>
     </w:rPr>
   </w:style>
   <w:style w:styleId="Heading2" w:type="paragraph">
@@ -6213,7 +6213,7 @@
     <w:rPr>
       <w:rFonts w:asciiTheme="majorHAnsi" w:cstheme="majorBidi" w:eastAsiaTheme="majorEastAsia" w:hAnsiTheme="majorHAnsi"/>
       <w:color w:themeColor="accent1" w:themeShade="BF" w:val="0F4761"/>
-      <w:szCs w:val="32"/>
+      <w:szCs w:val="28"/>
     </w:rPr>
   </w:style>
   <w:style w:styleId="Heading3" w:type="paragraph">
@@ -6525,8 +6525,8 @@
       <w:rFonts w:asciiTheme="majorHAnsi" w:cstheme="majorBidi" w:eastAsiaTheme="majorEastAsia" w:hAnsiTheme="majorHAnsi"/>
       <w:spacing w:val="-10"/>
       <w:kern w:val="28"/>
-      <w:sz w:val="56"/>
-      <w:szCs w:val="56"/>
+      <w:sz w:val="28"/>
+      <w:szCs w:val="28"/>
     </w:rPr>
   </w:style>
   <w:style w:customStyle="1" w:styleId="TitleChar" w:type="character">
@@ -6539,8 +6539,8 @@
       <w:rFonts w:asciiTheme="majorHAnsi" w:cstheme="majorBidi" w:eastAsiaTheme="majorEastAsia" w:hAnsiTheme="majorHAnsi"/>
       <w:spacing w:val="-10"/>
       <w:kern w:val="28"/>
-      <w:sz w:val="56"/>
-      <w:szCs w:val="56"/>
+      <w:sz w:val="28"/>
+      <w:szCs w:val="28"/>
     </w:rPr>
   </w:style>
   <w:style w:styleId="Subtitle" w:type="paragraph">

--- a/docs/content/wrangling_data/wrangling_data_activity.docx
+++ b/docs/content/wrangling_data/wrangling_data_activity.docx
@@ -660,13 +660,13 @@
         <w:t xml:space="preserve"> </w:t>
       </w:r>
       <w:r>
-        <w:t xml:space="preserve">that keeps only windward (</w:t>
-      </w:r>
-      <w:r>
-        <w:rPr>
-          <w:rStyle w:val="VerbatimChar"/>
-        </w:rPr>
-        <w:t xml:space="preserve">wind == "wind"</w:t>
+        <w:t xml:space="preserve">that keeps only sunny (</w:t>
+      </w:r>
+      <w:r>
+        <w:rPr>
+          <w:rStyle w:val="VerbatimChar"/>
+        </w:rPr>
+        <w:t xml:space="preserve">sun == "sunny"</w:t>
       </w:r>
       <w:r>
         <w:t xml:space="preserve">) needles longer than 15 mm.</w:t>
@@ -807,7 +807,7 @@
         <w:rPr>
           <w:rStyle w:val="CommentTok"/>
         </w:rPr>
-        <w:t xml:space="preserve"># OR: lee side, OR any exceptionally long needle</w:t>
+        <w:t xml:space="preserve"># OR: shady side, OR any exceptionally long needle</w:t>
       </w:r>
       <w:r>
         <w:br/>
@@ -1429,13 +1429,13 @@
         <w:t xml:space="preserve"> </w:t>
       </w:r>
       <w:r>
-        <w:t xml:space="preserve">that keeps windward (</w:t>
-      </w:r>
-      <w:r>
-        <w:rPr>
-          <w:rStyle w:val="VerbatimChar"/>
-        </w:rPr>
-        <w:t xml:space="preserve">wind == "wind"</w:t>
+        <w:t xml:space="preserve">that keeps sunny (</w:t>
+      </w:r>
+      <w:r>
+        <w:rPr>
+          <w:rStyle w:val="VerbatimChar"/>
+        </w:rPr>
+        <w:t xml:space="preserve">sun == "sunny"</w:t>
       </w:r>
       <w:r>
         <w:t xml:space="preserve">) needles</w:t>
@@ -3308,7 +3308,7 @@
               <w:rPr>
                 <w:rStyle w:val="VerbatimChar"/>
               </w:rPr>
-              <w:t xml:space="preserve">n_s == "n" &amp; length_mm &gt; 20 ~ "long lee"</w:t>
+              <w:t xml:space="preserve">n_s == "n" &amp; length_mm &gt; 20 ~ "long shady"</w:t>
             </w:r>
             <w:r>
               <w:t xml:space="preserve">) to build a combined category.</w:t>
@@ -3631,7 +3631,7 @@
         <w:rPr>
           <w:rStyle w:val="NormalTok"/>
         </w:rPr>
-        <w:t xml:space="preserve">(group, n_s, wind, length_mm) </w:t>
+        <w:t xml:space="preserve">(group, n_s, sun, length_mm) </w:t>
       </w:r>
       <w:r>
         <w:rPr>

--- a/docs/content/wrangling_data/wrangling_data_activity.docx
+++ b/docs/content/wrangling_data/wrangling_data_activity.docx
@@ -374,6 +374,9 @@
         <w:br/>
       </w:r>
       <w:r>
+        <w:br/>
+      </w:r>
+      <w:r>
         <w:rPr>
           <w:rStyle w:val="VerbatimChar"/>
         </w:rPr>
@@ -392,6 +395,9 @@
         <w:br/>
       </w:r>
       <w:r>
+        <w:br/>
+      </w:r>
+      <w:r>
         <w:rPr>
           <w:rStyle w:val="VerbatimChar"/>
         </w:rPr>
@@ -401,10 +407,16 @@
         <w:br/>
       </w:r>
       <w:r>
+        <w:br/>
+      </w:r>
+      <w:r>
         <w:rPr>
           <w:rStyle w:val="VerbatimChar"/>
         </w:rPr>
         <w:t xml:space="preserve">Column:              Type:</w:t>
+      </w:r>
+      <w:r>
+        <w:br/>
       </w:r>
       <w:r>
         <w:br/>
@@ -682,6 +694,9 @@
         </w:rPr>
         <w:t xml:space="preserve"># Write your code here:</w:t>
       </w:r>
+      <w:r>
+        <w:br/>
+      </w:r>
     </w:p>
     <w:p>
       <w:pPr>
@@ -1060,6 +1075,9 @@
         </w:rPr>
         <w:t xml:space="preserve"># Write your code here:</w:t>
       </w:r>
+      <w:r>
+        <w:br/>
+      </w:r>
     </w:p>
     <w:p>
       <w:pPr>
@@ -1502,6 +1520,12 @@
           <w:rStyle w:val="CommentTok"/>
         </w:rPr>
         <w:t xml:space="preserve"># Write your code here:</w:t>
+      </w:r>
+      <w:r>
+        <w:br/>
+      </w:r>
+      <w:r>
+        <w:br/>
       </w:r>
     </w:p>
     <w:p>
@@ -1747,6 +1771,12 @@
         </w:rPr>
         <w:t xml:space="preserve"># Write your code here:</w:t>
       </w:r>
+      <w:r>
+        <w:br/>
+      </w:r>
+      <w:r>
+        <w:br/>
+      </w:r>
     </w:p>
     <w:p>
       <w:r>
@@ -2089,6 +2119,12 @@
         </w:rPr>
         <w:t xml:space="preserve"># Write your code here:</w:t>
       </w:r>
+      <w:r>
+        <w:br/>
+      </w:r>
+      <w:r>
+        <w:br/>
+      </w:r>
     </w:p>
     <w:p>
       <w:pPr>
@@ -2161,7 +2197,7 @@
         <w:t xml:space="preserve">did each example above add?</w:t>
       </w:r>
       <w:r>
-        <w:t xml:space="preserve"> </w:t>
+        <w:br/>
       </w:r>
       <w:r>
         <w:rPr>
@@ -2652,6 +2688,12 @@
         </w:rPr>
         <w:t xml:space="preserve"># Write your code here:</w:t>
       </w:r>
+      <w:r>
+        <w:br/>
+      </w:r>
+      <w:r>
+        <w:br/>
+      </w:r>
     </w:p>
     <w:p>
       <w:pPr>
@@ -2697,10 +2739,19 @@
         <w:pStyle w:val="SourceCode"/>
       </w:pPr>
       <w:r>
-        <w:rPr>
-          <w:rStyle w:val="VerbatimChar"/>
-        </w:rPr>
-        <w:t xml:space="preserve">________________________________________________________</w:t>
+        <w:br/>
+      </w:r>
+      <w:r>
+        <w:br/>
+      </w:r>
+      <w:r>
+        <w:rPr>
+          <w:rStyle w:val="VerbatimChar"/>
+        </w:rPr>
+        <w:t xml:space="preserve">____________________________________________________________________________________</w:t>
+      </w:r>
+      <w:r>
+        <w:br/>
       </w:r>
     </w:p>
     <w:p>
@@ -3503,6 +3554,12 @@
         </w:rPr>
         <w:t xml:space="preserve"># Write your code here:</w:t>
       </w:r>
+      <w:r>
+        <w:br/>
+      </w:r>
+      <w:r>
+        <w:br/>
+      </w:r>
     </w:p>
     <w:p>
       <w:r>
@@ -4038,6 +4095,12 @@
         <w:br/>
       </w:r>
       <w:r>
+        <w:br/>
+      </w:r>
+      <w:r>
+        <w:br/>
+      </w:r>
+      <w:r>
         <w:rPr>
           <w:rStyle w:val="VerbatimChar"/>
         </w:rPr>
@@ -4204,16 +4267,25 @@
         <w:t xml:space="preserve"> </w:t>
       </w:r>
       <w:r>
-        <w:t xml:space="preserve">match? What does that tell you?</w:t>
-      </w:r>
-      <w:r>
-        <w:t xml:space="preserve"> </w:t>
-      </w:r>
-      <w:r>
-        <w:rPr>
-          <w:rStyle w:val="VerbatimChar"/>
-        </w:rPr>
-        <w:t xml:space="preserve">________________________</w:t>
+        <w:t xml:space="preserve">match?</w:t>
+      </w:r>
+      <w:r>
+        <w:br/>
+      </w:r>
+      <w:r>
+        <w:t xml:space="preserve">What does that tell you?</w:t>
+      </w:r>
+      <w:r>
+        <w:br/>
+      </w:r>
+      <w:r>
+        <w:br/>
+      </w:r>
+      <w:r>
+        <w:rPr>
+          <w:rStyle w:val="VerbatimChar"/>
+        </w:rPr>
+        <w:t xml:space="preserve">_______________________________________________________________________</w:t>
       </w:r>
     </w:p>
     <w:p>
@@ -4380,13 +4452,16 @@
         <w:t xml:space="preserve">remove? Why does this matter for the sample size you’d report?</w:t>
       </w:r>
       <w:r>
-        <w:t xml:space="preserve"> </w:t>
-      </w:r>
-      <w:r>
-        <w:rPr>
-          <w:rStyle w:val="VerbatimChar"/>
-        </w:rPr>
-        <w:t xml:space="preserve">________________________</w:t>
+        <w:br/>
+      </w:r>
+      <w:r>
+        <w:br/>
+      </w:r>
+      <w:r>
+        <w:rPr>
+          <w:rStyle w:val="VerbatimChar"/>
+        </w:rPr>
+        <w:t xml:space="preserve">_________________________________________________________________________</w:t>
       </w:r>
     </w:p>
     <w:p>
@@ -4435,7 +4510,7 @@
         <w:t xml:space="preserve"> </w:t>
       </w:r>
       <w:r>
-        <w:t xml:space="preserve">duplicate rows — a mistyped name won’t be caught. Always look at your data too.</w:t>
+        <w:t xml:space="preserve">duplicate rows — a mistiped name won’t be caught. Always look at your data too.</w:t>
       </w:r>
     </w:p>
     <w:p>
@@ -4600,6 +4675,12 @@
           <w:rStyle w:val="CommentTok"/>
         </w:rPr>
         <w:t xml:space="preserve"># Write your code here:</w:t>
+      </w:r>
+      <w:r>
+        <w:br/>
+      </w:r>
+      <w:r>
+        <w:br/>
       </w:r>
     </w:p>
     <w:p>
@@ -4990,7 +5071,16 @@
         <w:t xml:space="preserve"> </w:t>
       </w:r>
       <w:r>
-        <w:t xml:space="preserve">Run your whole script top to bottom. Ran cleanly?</w:t>
+        <w:t xml:space="preserve">Run your whole script top to bottom.</w:t>
+      </w:r>
+      <w:r>
+        <w:br/>
+      </w:r>
+      <w:r>
+        <w:br/>
+      </w:r>
+      <w:r>
+        <w:t xml:space="preserve">Ran cleanly?</w:t>
       </w:r>
       <w:r>
         <w:t xml:space="preserve"> </w:t>
@@ -5008,13 +5098,16 @@
         <w:t xml:space="preserve">— if not, the error was:</w:t>
       </w:r>
       <w:r>
-        <w:t xml:space="preserve"> </w:t>
-      </w:r>
-      <w:r>
-        <w:rPr>
-          <w:rStyle w:val="VerbatimChar"/>
-        </w:rPr>
-        <w:t xml:space="preserve">________________________</w:t>
+        <w:br/>
+      </w:r>
+      <w:r>
+        <w:br/>
+      </w:r>
+      <w:r>
+        <w:rPr>
+          <w:rStyle w:val="VerbatimChar"/>
+        </w:rPr>
+        <w:t xml:space="preserve">____________________________________________________________</w:t>
       </w:r>
     </w:p>
     <w:tbl>
@@ -5289,7 +5382,31 @@
         <w:t xml:space="preserve">library(readxl)</w:t>
       </w:r>
       <w:r>
-        <w:t xml:space="preserve">? Spelling? A missing</w:t>
+        <w:t xml:space="preserve">?</w:t>
+      </w:r>
+    </w:p>
+    <w:p>
+      <w:pPr>
+        <w:pStyle w:val="Compact"/>
+        <w:numPr>
+          <w:ilvl w:val="1"/>
+          <w:numId w:val="1011"/>
+        </w:numPr>
+      </w:pPr>
+      <w:r>
+        <w:t xml:space="preserve">Spelling?</w:t>
+      </w:r>
+    </w:p>
+    <w:p>
+      <w:pPr>
+        <w:pStyle w:val="Compact"/>
+        <w:numPr>
+          <w:ilvl w:val="1"/>
+          <w:numId w:val="1011"/>
+        </w:numPr>
+      </w:pPr>
+      <w:r>
+        <w:t xml:space="preserve">A missing</w:t>
       </w:r>
       <w:r>
         <w:t xml:space="preserve"> </w:t>
@@ -5683,6 +5800,109 @@
       <w:pPr>
         <w:ind w:left="6480" w:hanging="360"/>
       </w:pPr>
+    </w:lvl>
+  </w:abstractNum>
+  <w:abstractNum w:abstractNumId="991">
+    <w:nsid w:val="0000A991"/>
+    <w:multiLevelType w:val="multilevel"/>
+    <w:lvl w:ilvl="0">
+      <w:numFmt w:val="bullet"/>
+      <w:lvlText w:val=""/>
+      <w:lvlJc w:val="left"/>
+      <w:pPr>
+        <w:ind w:left="720" w:hanging="360"/>
+      </w:pPr>
+      <w:rPr>
+        <w:rFonts w:ascii="Symbol" w:hAnsi="Symbol" w:cs="Symbol" w:hint="default"/>
+      </w:rPr>
+    </w:lvl>
+    <w:lvl w:ilvl="1">
+      <w:numFmt w:val="bullet"/>
+      <w:lvlText w:val="o"/>
+      <w:lvlJc w:val="left"/>
+      <w:pPr>
+        <w:ind w:left="1440" w:hanging="360"/>
+      </w:pPr>
+      <w:rPr>
+        <w:rFonts w:ascii="Courier New" w:hAnsi="Courier New" w:cs="Courier New" w:hint="default"/>
+      </w:rPr>
+    </w:lvl>
+    <w:lvl w:ilvl="2">
+      <w:numFmt w:val="bullet"/>
+      <w:lvlText w:val=""/>
+      <w:lvlJc w:val="left"/>
+      <w:pPr>
+        <w:ind w:left="2160" w:hanging="360"/>
+      </w:pPr>
+      <w:rPr>
+        <w:rFonts w:ascii="Wingdings" w:hAnsi="Wingdings" w:cs="Wingdings" w:hint="default"/>
+      </w:rPr>
+    </w:lvl>
+    <w:lvl w:ilvl="3">
+      <w:numFmt w:val="bullet"/>
+      <w:lvlText w:val=""/>
+      <w:lvlJc w:val="left"/>
+      <w:pPr>
+        <w:ind w:left="2880" w:hanging="360"/>
+      </w:pPr>
+      <w:rPr>
+        <w:rFonts w:ascii="Symbol" w:hAnsi="Symbol" w:cs="Symbol" w:hint="default"/>
+      </w:rPr>
+    </w:lvl>
+    <w:lvl w:ilvl="4">
+      <w:numFmt w:val="bullet"/>
+      <w:lvlText w:val="o"/>
+      <w:lvlJc w:val="left"/>
+      <w:pPr>
+        <w:ind w:left="3600" w:hanging="360"/>
+      </w:pPr>
+      <w:rPr>
+        <w:rFonts w:ascii="Courier New" w:hAnsi="Courier New" w:cs="Courier New" w:hint="default"/>
+      </w:rPr>
+    </w:lvl>
+    <w:lvl w:ilvl="5">
+      <w:numFmt w:val="bullet"/>
+      <w:lvlText w:val=""/>
+      <w:lvlJc w:val="left"/>
+      <w:pPr>
+        <w:ind w:left="4320" w:hanging="360"/>
+      </w:pPr>
+      <w:rPr>
+        <w:rFonts w:ascii="Wingdings" w:hAnsi="Wingdings" w:cs="Wingdings" w:hint="default"/>
+      </w:rPr>
+    </w:lvl>
+    <w:lvl w:ilvl="6">
+      <w:numFmt w:val="bullet"/>
+      <w:lvlText w:val=""/>
+      <w:lvlJc w:val="left"/>
+      <w:pPr>
+        <w:ind w:left="5040" w:hanging="360"/>
+      </w:pPr>
+      <w:rPr>
+        <w:rFonts w:ascii="Symbol" w:hAnsi="Symbol" w:cs="Symbol" w:hint="default"/>
+      </w:rPr>
+    </w:lvl>
+    <w:lvl w:ilvl="7">
+      <w:numFmt w:val="bullet"/>
+      <w:lvlText w:val="o"/>
+      <w:lvlJc w:val="left"/>
+      <w:pPr>
+        <w:ind w:left="5760" w:hanging="360"/>
+      </w:pPr>
+      <w:rPr>
+        <w:rFonts w:ascii="Courier New" w:hAnsi="Courier New" w:cs="Courier New" w:hint="default"/>
+      </w:rPr>
+    </w:lvl>
+    <w:lvl w:ilvl="8">
+      <w:numFmt w:val="bullet"/>
+      <w:lvlText w:val=""/>
+      <w:lvlJc w:val="left"/>
+      <w:pPr>
+        <w:ind w:left="6480" w:hanging="360"/>
+      </w:pPr>
+      <w:rPr>
+        <w:rFonts w:ascii="Wingdings" w:hAnsi="Wingdings" w:cs="Wingdings" w:hint="default"/>
+      </w:rPr>
     </w:lvl>
   </w:abstractNum>
   <w:num w:numId="1000">
@@ -5771,6 +5991,9 @@
     <w:lvlOverride w:ilvl="8">
       <w:startOverride w:val="1"/>
     </w:lvlOverride>
+  </w:num>
+  <w:num w:numId="1011">
+    <w:abstractNumId w:val="991"/>
   </w:num>
 </w:numbering>
 </file>
